--- a/InformaticaParaInternetIntegradoaoEM_2026_DanielDiogo.docx
+++ b/InformaticaParaInternetIntegradoaoEM_2026_DanielDiogo.docx
@@ -130,7 +130,10 @@
         <w:pStyle w:val="Pr-Textuais"/>
       </w:pPr>
       <w:r>
-        <w:t>2024</w:t>
+        <w:t>202</w:t>
+      </w:r>
+      <w:r>
+        <w:t>6</w:t>
       </w:r>
     </w:p>
     <w:p>
@@ -253,7 +256,10 @@
         <w:pStyle w:val="SemEspaamento"/>
       </w:pPr>
       <w:r>
-        <w:t>2024</w:t>
+        <w:t>202</w:t>
+      </w:r>
+      <w:r>
+        <w:t>6</w:t>
       </w:r>
     </w:p>
     <w:p>
@@ -2509,31 +2515,7 @@
     </w:p>
     <w:p>
       <w:r>
-        <w:t>O interesse pelo empreendedorismo no Brasil consolidou-se a partir do final da década de 1990, impulsionado pela necessidade de fortalecer as pequenas empresas e reduzir sua mortalidade prematura. Esse movimento ganhou força diante da abertura econômica e da globalização, que exigiram das organizações brasileiras novas estratégias de competitividade, redução de custos e adaptação às exigências de um mercado em constante transformação (</w:t>
-      </w:r>
-      <w:r>
-        <w:rPr>
-          <w:bCs/>
-        </w:rPr>
-        <w:t>Dornelas</w:t>
-      </w:r>
-      <w:r>
-        <w:t>, 2008).</w:t>
-      </w:r>
-      <w:r>
-        <w:t xml:space="preserve"> </w:t>
-      </w:r>
-      <w:r>
-        <w:t>Historicamente, a atividade empreendedora foi associada a grupos detentores de privilégios financeiros e raciais, o que resultou na marginalização de mulheres e pessoas negras nesse cenário. Esse panorama, contudo, tem se transformado com a criação de novos marcos regulatórios e formatos jurídicos, como o Microempreendedor Individual (MEI), que viabilizaram a inclusão e a participação de minorias no mercado empresarial (</w:t>
-      </w:r>
-      <w:r>
-        <w:rPr>
-          <w:bCs/>
-        </w:rPr>
-        <w:t>Pereira</w:t>
-      </w:r>
-      <w:r>
-        <w:t>, 2018).</w:t>
+        <w:t>O interesse pelo empreendedorismo no Brasil consolidou-se a partir do final da década de 1990, impulsionado pela necessidade de fortalecer as pequenas empresas e reduzir sua mortalidade prematura. Esse movimento ganhou força diante da abertura econômica e da globalização, que exigiram das organizações brasileiras novas estratégias de competitividade, redução de custos e adaptação às exigências de um mercado em constante transformação (Dornelas, 2008). Historicamente, a atividade empreendedora foi associada a grupos detentores de privilégios financeiros e raciais, o que resultou na marginalização de mulheres e pessoas negras nesse cenário. Esse panorama, contudo, tem se transformado com a criação de novos marcos regulatórios e formatos jurídicos, como o Microempreendedor Individual (MEI), que viabilizaram a inclusão e a participação de minorias no mercado empresarial (Pereira, 2018).</w:t>
       </w:r>
     </w:p>
     <w:p>
@@ -2541,43 +2523,13 @@
         <w:t>A valorização da agência humana nas organizações permite uma compreensão mais profunda das dinâmicas relacionais, focando nos processos de interação, interpretação e negociação que ocorrem entre os indivíduos. Essa perspectiva enfatiza como os atores sociais constroem sentidos e traduzem atividades dentro de seus respectivos campos de atuação (</w:t>
       </w:r>
       <w:r>
-        <w:rPr>
-          <w:b/>
-          <w:bCs/>
-        </w:rPr>
-        <w:t>Scott</w:t>
-      </w:r>
-      <w:r>
-        <w:t>, 2005</w:t>
-      </w:r>
-      <w:r>
-        <w:t xml:space="preserve"> </w:t>
-      </w:r>
-      <w:r>
-        <w:rPr>
-          <w:b/>
-          <w:bCs/>
-        </w:rPr>
+        <w:t xml:space="preserve">Scott, 2005 </w:t>
+      </w:r>
+      <w:r>
         <w:t>apud</w:t>
       </w:r>
       <w:r>
-        <w:rPr>
-          <w:b/>
-          <w:bCs/>
-        </w:rPr>
-        <w:t xml:space="preserve"> </w:t>
-      </w:r>
-      <w:proofErr w:type="spellStart"/>
-      <w:r>
-        <w:rPr>
-          <w:b/>
-          <w:bCs/>
-        </w:rPr>
-        <w:t>Ometto</w:t>
-      </w:r>
-      <w:proofErr w:type="spellEnd"/>
-      <w:r>
-        <w:t xml:space="preserve"> 2010</w:t>
+        <w:t xml:space="preserve"> Ometto 2010</w:t>
       </w:r>
       <w:r>
         <w:t>).</w:t>
@@ -2585,80 +2537,33 @@
     </w:p>
     <w:p>
       <w:r>
-        <w:t xml:space="preserve">Segundo a síntese de </w:t>
-      </w:r>
-      <w:proofErr w:type="spellStart"/>
-      <w:r>
-        <w:t>Ometto</w:t>
-      </w:r>
-      <w:proofErr w:type="spellEnd"/>
-      <w:r>
-        <w:t xml:space="preserve"> (2010), a agência fundamenta-se</w:t>
-      </w:r>
-      <w:r>
-        <w:t xml:space="preserve"> </w:t>
-      </w:r>
-      <w:r>
-        <w:t>pela capacidade de um sujeito intervir em eventos e gerar efeitos, independentemente da presença de uma intenção prévia.</w:t>
-      </w:r>
-      <w:r>
-        <w:t xml:space="preserve"> </w:t>
-      </w:r>
-      <w:bookmarkStart w:id="3" w:name="_GoBack"/>
-      <w:bookmarkEnd w:id="3"/>
-      <w:r>
-        <w:t>(</w:t>
-      </w:r>
-      <w:r>
-        <w:t>MACHADO-DA-SILVA; FONSECA; CRUBELLATE, 2005</w:t>
+        <w:t xml:space="preserve">Segundo a síntese de Ometto (2010), a agência fundamenta-se </w:t>
+      </w:r>
+      <w:r>
+        <w:t>pela capacidade de um sujeito intervir em eventos e gerar efeitos, independentemente da presença de uma intenção prévia. (MACHADO-DA-SILVA; FONSECA; CRUBELLATE, 2005). Nessa perspectiva, a agência não se limita ao propósito consciente do indivíduo, mas refere-se ao seu poder de ação e à possibilidade de ter agido de maneira distinta em qualquer etapa de sua conduta, sendo sua interferência o fator determinante para o desenrolar dos acontecimentos (</w:t>
+      </w:r>
+      <w:r>
+        <w:t>Giddens, 2003</w:t>
+      </w:r>
+      <w:r>
+        <w:t xml:space="preserve"> apud </w:t>
+      </w:r>
+      <w:r>
+        <w:t>Ometto, 2010</w:t>
       </w:r>
       <w:r>
         <w:t>).</w:t>
       </w:r>
-      <w:r>
-        <w:t xml:space="preserve"> Nessa perspectiva, a agência não se limita ao propósito consciente do indivíduo, mas refere-se ao seu poder de ação e à possibilidade de ter agido de maneira distinta em qualquer etapa de sua conduta, sendo sua interferência o fator determinante para o desenrolar dos acontecimentos (</w:t>
-      </w:r>
-      <w:proofErr w:type="spellStart"/>
-      <w:r>
-        <w:rPr>
-          <w:b/>
-          <w:bCs/>
-        </w:rPr>
-        <w:t>Giddens</w:t>
-      </w:r>
-      <w:proofErr w:type="spellEnd"/>
-      <w:r>
-        <w:t>, 2003</w:t>
-      </w:r>
-      <w:r>
-        <w:t xml:space="preserve"> apud </w:t>
-      </w:r>
-      <w:proofErr w:type="spellStart"/>
-      <w:r>
-        <w:rPr>
-          <w:b/>
-          <w:bCs/>
-        </w:rPr>
-        <w:t>Ometto</w:t>
-      </w:r>
-      <w:proofErr w:type="spellEnd"/>
-      <w:r>
-        <w:rPr>
-          <w:b/>
-          <w:bCs/>
-        </w:rPr>
-        <w:t>,</w:t>
-      </w:r>
-      <w:r>
-        <w:t xml:space="preserve"> 2010</w:t>
-      </w:r>
-      <w:r>
-        <w:t>).</w:t>
-      </w:r>
-    </w:p>
-    <w:p>
-      <w:r>
-        <w:t xml:space="preserve">Diante desse cenário, a presente pesquisa justifica-se pela necessidade de democratizar o acesso ao suporte empreendedor para a população negra no Brasil, historicamente marginalizada nesse setor. O estudo propõe a criação de uma ferramenta tecnológica que atue como uma agência virtual, servindo de suporte estratégico para que esses empreendedores superem desafios estruturais e burocráticos. Ao oferecer um ambiente para a resolução de dúvidas e o fortalecimento </w:t>
+    </w:p>
+    <w:p>
+      <w:r>
+        <w:t xml:space="preserve">Diante desse cenário, a presente pesquisa justifica-se pela necessidade de democratizar o acesso ao suporte empreendedor para a população negra no Brasil, historicamente marginalizada nesse setor. O estudo propõe a criação de uma ferramenta tecnológica que atue como uma agência virtual, </w:t>
+      </w:r>
+      <w:r>
+        <w:t>servindo de</w:t>
+      </w:r>
+      <w:r>
+        <w:t xml:space="preserve"> suporte estratégico para que esses empreendedores superem desafios estruturais e burocráticos. Ao oferecer um ambiente para a resolução de dúvidas e o fortalecimento </w:t>
       </w:r>
       <w:r>
         <w:lastRenderedPageBreak/>
@@ -2670,62 +2575,83 @@
       <w:pPr>
         <w:pStyle w:val="Ttulo2"/>
       </w:pPr>
-      <w:bookmarkStart w:id="4" w:name="_Toc192572687"/>
+      <w:bookmarkStart w:id="3" w:name="_Toc192572687"/>
       <w:r>
         <w:t>Problemática</w:t>
       </w:r>
+      <w:bookmarkEnd w:id="3"/>
+    </w:p>
+    <w:p>
+      <w:pPr>
+        <w:rPr>
+          <w:rFonts w:ascii="Times New Roman" w:hAnsi="Times New Roman"/>
+        </w:rPr>
+      </w:pPr>
+      <w:bookmarkStart w:id="4" w:name="_Toc192572688"/>
+      <w:r>
+        <w:t>A desigualdade racial no Brasil manifesta-se de forma persistente na limitação de acesso a oportunidades sociais e profissionais, impactando severamente as populações preta e parda. Embora representem a maioria demográfica, esses grupos enfrentam barreiras estruturais históricas que resultam em sub-representação em cargos de liderança e disparidades acentuadas de renda (Unicef, 2026). Esse cenário é agravado pela exclusão financeira, uma vez que a dificuldade de acesso ao crédito formal cerceia o investimento em educação e no empreendedorismo, perpetuando ciclos de vulnerabilidade econômica (G1, 2022).</w:t>
+      </w:r>
+    </w:p>
+    <w:p>
+      <w:r>
+        <w:t>Somado ao entrave financeiro, observa-se um paradoxo tecnológico: apesar da democratização do acesso à internet, o uso das redes sociais permanece predominantemente voltado ao consumo passivo de conteúdo. A ausência de habilidades estratégicas para transformar essas plataformas em ferramentas de geração de renda limita o potencial emancipatório da tecnologia para as minorias (Motta, 2026). Por fim, a carência de orientação técnica e de ferramentas de capacitação profissional reduz a competitividade dos pequenos negócios liderados por esses grupos, elevando os índices de insucesso no empreendedorismo (Redação, 2024).</w:t>
+      </w:r>
+    </w:p>
+    <w:p>
+      <w:pPr>
+        <w:pStyle w:val="Ttulo2"/>
+      </w:pPr>
+      <w:r>
+        <w:t>Justificativa</w:t>
+      </w:r>
       <w:bookmarkEnd w:id="4"/>
     </w:p>
     <w:p>
       <w:r>
-        <w:t>Carinhas tristes do caderno de sensibilidade, aqui com as citações</w:t>
+        <w:t>Carinhas Felizes do caderno de sensibilidade, aqui com as citações</w:t>
       </w:r>
     </w:p>
     <w:p>
       <w:pPr>
         <w:pStyle w:val="Ttulo2"/>
       </w:pPr>
-      <w:bookmarkStart w:id="5" w:name="_Toc192572688"/>
-      <w:r>
-        <w:t>Justificativa</w:t>
+      <w:bookmarkStart w:id="5" w:name="_Toc192572689"/>
+      <w:r>
+        <w:lastRenderedPageBreak/>
+        <w:t>Objetivos</w:t>
       </w:r>
       <w:bookmarkEnd w:id="5"/>
     </w:p>
     <w:p>
-      <w:r>
-        <w:t>Carinhas Felizes do caderno de sensibilidade, aqui com as citações</w:t>
-      </w:r>
+      <w:pPr>
+        <w:pStyle w:val="Ttulo3"/>
+      </w:pPr>
+      <w:bookmarkStart w:id="6" w:name="_Toc192572690"/>
+      <w:r>
+        <w:t>Objetivo</w:t>
+      </w:r>
+      <w:r>
+        <w:t xml:space="preserve"> Geral</w:t>
+      </w:r>
+      <w:bookmarkEnd w:id="6"/>
+    </w:p>
+    <w:p>
+      <w:pPr>
+        <w:pStyle w:val="Ttulo3"/>
+      </w:pPr>
+      <w:bookmarkStart w:id="7" w:name="_Toc192572691"/>
+      <w:r>
+        <w:t>Objetivos Específicos</w:t>
+      </w:r>
+      <w:bookmarkEnd w:id="7"/>
     </w:p>
     <w:p>
       <w:pPr>
         <w:pStyle w:val="Ttulo2"/>
       </w:pPr>
-      <w:bookmarkStart w:id="6" w:name="_Toc192572689"/>
-      <w:r>
-        <w:t>Objetivos</w:t>
-      </w:r>
-      <w:bookmarkEnd w:id="6"/>
-    </w:p>
-    <w:p>
-      <w:pPr>
-        <w:pStyle w:val="Ttulo3"/>
-      </w:pPr>
-      <w:bookmarkStart w:id="7" w:name="_Toc192572690"/>
-      <w:r>
-        <w:t>Objetivo</w:t>
-      </w:r>
-      <w:r>
-        <w:t xml:space="preserve"> Geral</w:t>
-      </w:r>
-      <w:bookmarkEnd w:id="7"/>
-    </w:p>
-    <w:p>
-      <w:pPr>
-        <w:pStyle w:val="Ttulo3"/>
-      </w:pPr>
-      <w:bookmarkStart w:id="8" w:name="_Toc192572691"/>
-      <w:r>
-        <w:t>Objetivos Específicos</w:t>
+      <w:bookmarkStart w:id="8" w:name="_Toc192572692"/>
+      <w:r>
+        <w:t>Metodologia</w:t>
       </w:r>
       <w:bookmarkEnd w:id="8"/>
     </w:p>
@@ -2733,30 +2659,19 @@
       <w:pPr>
         <w:pStyle w:val="Ttulo2"/>
       </w:pPr>
-      <w:bookmarkStart w:id="9" w:name="_Toc192572692"/>
-      <w:r>
-        <w:t>Metodologia</w:t>
+      <w:bookmarkStart w:id="9" w:name="_Toc192572693"/>
+      <w:r>
+        <w:t>Resultados Esperados</w:t>
       </w:r>
       <w:bookmarkEnd w:id="9"/>
     </w:p>
     <w:p>
       <w:pPr>
-        <w:pStyle w:val="Ttulo2"/>
-      </w:pPr>
-      <w:bookmarkStart w:id="10" w:name="_Toc192572693"/>
-      <w:r>
-        <w:t>Resultados Esperados</w:t>
-      </w:r>
-      <w:bookmarkEnd w:id="10"/>
-    </w:p>
-    <w:p>
-      <w:pPr>
-        <w:rPr>
-          <w:rFonts w:eastAsiaTheme="majorEastAsia" w:cstheme="majorBidi"/>
-          <w:b/>
-          <w:szCs w:val="26"/>
-        </w:rPr>
-      </w:pPr>
+        <w:spacing w:after="160" w:line="259" w:lineRule="auto"/>
+        <w:ind w:firstLine="0"/>
+        <w:jc w:val="left"/>
+      </w:pPr>
+      <w:bookmarkStart w:id="10" w:name="_Toc192572694"/>
       <w:r>
         <w:br w:type="page"/>
       </w:r>
@@ -2765,12 +2680,11 @@
       <w:pPr>
         <w:pStyle w:val="Ttulo1"/>
       </w:pPr>
-      <w:bookmarkStart w:id="11" w:name="_Toc192572694"/>
       <w:r>
         <w:lastRenderedPageBreak/>
         <w:t>REFERENCIAL TEÓRICO</w:t>
       </w:r>
-      <w:bookmarkEnd w:id="11"/>
+      <w:bookmarkEnd w:id="10"/>
     </w:p>
     <w:p>
       <w:pPr>
@@ -2788,1687 +2702,144 @@
       <w:pPr>
         <w:pStyle w:val="Ttulo1"/>
       </w:pPr>
-      <w:bookmarkStart w:id="12" w:name="_Toc192572695"/>
+      <w:bookmarkStart w:id="11" w:name="_Toc192572695"/>
       <w:r>
         <w:lastRenderedPageBreak/>
         <w:t>IMERSÃO</w:t>
       </w:r>
+      <w:bookmarkStart w:id="12" w:name="_Toc192572696"/>
+      <w:bookmarkEnd w:id="11"/>
+    </w:p>
+    <w:p>
+      <w:pPr>
+        <w:pStyle w:val="Ttulo2"/>
+      </w:pPr>
+      <w:r>
+        <w:t>Caderno de Sensibilid</w:t>
+      </w:r>
+      <w:bookmarkStart w:id="13" w:name="_GoBack"/>
+      <w:bookmarkEnd w:id="13"/>
+      <w:r>
+        <w:t>ade</w:t>
+      </w:r>
       <w:bookmarkEnd w:id="12"/>
     </w:p>
     <w:p>
       <w:pPr>
-        <w:pStyle w:val="Legenda"/>
         <w:keepNext/>
       </w:pPr>
-      <w:bookmarkStart w:id="13" w:name="_Toc173747383"/>
-      <w:r>
-        <w:t xml:space="preserve">Quadro </w:t>
-      </w:r>
-      <w:r>
-        <w:fldChar w:fldCharType="begin"/>
-      </w:r>
-      <w:r>
-        <w:instrText xml:space="preserve"> SEQ Quadro \* ARABIC </w:instrText>
-      </w:r>
-      <w:r>
-        <w:fldChar w:fldCharType="separate"/>
-      </w:r>
       <w:r>
         <w:rPr>
           <w:noProof/>
         </w:rPr>
-        <w:t>1</w:t>
-      </w:r>
-      <w:r>
+        <w:drawing>
+          <wp:inline distT="0" distB="0" distL="0" distR="0" wp14:anchorId="11012A53" wp14:editId="18A89D83">
+            <wp:extent cx="4086390" cy="5517445"/>
+            <wp:effectExtent l="0" t="0" r="0" b="7620"/>
+            <wp:docPr id="1" name="Imagem 1"/>
+            <wp:cNvGraphicFramePr>
+              <a:graphicFrameLocks xmlns:a="http://schemas.openxmlformats.org/drawingml/2006/main" noChangeAspect="1"/>
+            </wp:cNvGraphicFramePr>
+            <a:graphic xmlns:a="http://schemas.openxmlformats.org/drawingml/2006/main">
+              <a:graphicData uri="http://schemas.openxmlformats.org/drawingml/2006/picture">
+                <pic:pic xmlns:pic="http://schemas.openxmlformats.org/drawingml/2006/picture">
+                  <pic:nvPicPr>
+                    <pic:cNvPr id="1" name="Limitação de acesso, oportunidades e espaços de fala decorrentes do racismo.png"/>
+                    <pic:cNvPicPr/>
+                  </pic:nvPicPr>
+                  <pic:blipFill rotWithShape="1">
+                    <a:blip r:embed="rId9" cstate="print">
+                      <a:extLst>
+                        <a:ext uri="{28A0092B-C50C-407E-A947-70E740481C1C}">
+                          <a14:useLocalDpi xmlns:a14="http://schemas.microsoft.com/office/drawing/2010/main" val="0"/>
+                        </a:ext>
+                      </a:extLst>
+                    </a:blip>
+                    <a:srcRect l="9064" t="14755" r="9222" b="23182"/>
+                    <a:stretch/>
+                  </pic:blipFill>
+                  <pic:spPr bwMode="auto">
+                    <a:xfrm>
+                      <a:off x="0" y="0"/>
+                      <a:ext cx="4087270" cy="5518634"/>
+                    </a:xfrm>
+                    <a:prstGeom prst="rect">
+                      <a:avLst/>
+                    </a:prstGeom>
+                    <a:ln>
+                      <a:noFill/>
+                    </a:ln>
+                    <a:extLst>
+                      <a:ext uri="{53640926-AAD7-44D8-BBD7-CCE9431645EC}">
+                        <a14:shadowObscured xmlns:a14="http://schemas.microsoft.com/office/drawing/2010/main"/>
+                      </a:ext>
+                    </a:extLst>
+                  </pic:spPr>
+                </pic:pic>
+              </a:graphicData>
+            </a:graphic>
+          </wp:inline>
+        </w:drawing>
+      </w:r>
+    </w:p>
+    <w:p>
+      <w:pPr>
+        <w:pStyle w:val="SemEspaamento"/>
+      </w:pPr>
+      <w:bookmarkStart w:id="14" w:name="_Toc192572697"/>
+      <w:r>
+        <w:t>Pesquisa de Campo</w:t>
+      </w:r>
+      <w:bookmarkEnd w:id="14"/>
+    </w:p>
+    <w:p>
+      <w:pPr>
+        <w:pStyle w:val="SemEspaamento"/>
         <w:rPr>
-          <w:noProof/>
+          <w:rFonts w:eastAsiaTheme="majorEastAsia" w:cstheme="majorBidi"/>
+          <w:szCs w:val="26"/>
         </w:rPr>
-        <w:fldChar w:fldCharType="end"/>
-      </w:r>
-      <w:r>
-        <w:t>: Caderno de Sensibilidade</w:t>
-      </w:r>
-      <w:bookmarkEnd w:id="13"/>
-    </w:p>
-    <w:tbl>
-      <w:tblPr>
-        <w:tblStyle w:val="Tabelacomgrade"/>
-        <w:tblW w:w="0" w:type="auto"/>
-        <w:tblLook w:val="04A0" w:firstRow="1" w:lastRow="0" w:firstColumn="1" w:lastColumn="0" w:noHBand="0" w:noVBand="1"/>
-      </w:tblPr>
-      <w:tblGrid>
-        <w:gridCol w:w="4530"/>
-        <w:gridCol w:w="4531"/>
-      </w:tblGrid>
-      <w:tr>
-        <w:tc>
-          <w:tcPr>
-            <w:tcW w:w="9061" w:type="dxa"/>
-            <w:gridSpan w:val="2"/>
-          </w:tcPr>
-          <w:p>
-            <w:pPr>
-              <w:pStyle w:val="FonteeImagem"/>
-            </w:pPr>
-          </w:p>
-          <w:p>
-            <w:pPr>
-              <w:pStyle w:val="FonteeImagem"/>
-            </w:pPr>
-            <w:r>
-              <w:t>Caderno de Sensibilidade</w:t>
-            </w:r>
-          </w:p>
-        </w:tc>
-      </w:tr>
-      <w:tr>
-        <w:tc>
-          <w:tcPr>
-            <w:tcW w:w="4530" w:type="dxa"/>
-          </w:tcPr>
-          <w:p>
-            <w:pPr>
-              <w:pStyle w:val="FonteeImagem"/>
-            </w:pPr>
-            <w:proofErr w:type="spellStart"/>
-            <w:r>
-              <w:rPr>
-                <w:rStyle w:val="Forte"/>
-                <w:rFonts w:cs="Arial"/>
-                <w:color w:val="000000"/>
-                <w:sz w:val="21"/>
-                <w:szCs w:val="21"/>
-                <w:shd w:val="clear" w:color="auto" w:fill="FFFFFF"/>
-              </w:rPr>
-              <w:t>Lorem</w:t>
-            </w:r>
-            <w:proofErr w:type="spellEnd"/>
-            <w:r>
-              <w:rPr>
-                <w:rStyle w:val="Forte"/>
-                <w:rFonts w:cs="Arial"/>
-                <w:color w:val="000000"/>
-                <w:sz w:val="21"/>
-                <w:szCs w:val="21"/>
-                <w:shd w:val="clear" w:color="auto" w:fill="FFFFFF"/>
-              </w:rPr>
-              <w:t xml:space="preserve"> Ipsum</w:t>
-            </w:r>
-            <w:r>
-              <w:rPr>
-                <w:rFonts w:cs="Arial"/>
-                <w:color w:val="000000"/>
-                <w:sz w:val="21"/>
-                <w:szCs w:val="21"/>
-                <w:shd w:val="clear" w:color="auto" w:fill="FFFFFF"/>
-              </w:rPr>
-              <w:t> </w:t>
-            </w:r>
-            <w:proofErr w:type="spellStart"/>
-            <w:r>
-              <w:rPr>
-                <w:rFonts w:cs="Arial"/>
-                <w:color w:val="000000"/>
-                <w:sz w:val="21"/>
-                <w:szCs w:val="21"/>
-                <w:shd w:val="clear" w:color="auto" w:fill="FFFFFF"/>
-              </w:rPr>
-              <w:t>is</w:t>
-            </w:r>
-            <w:proofErr w:type="spellEnd"/>
-            <w:r>
-              <w:rPr>
-                <w:rFonts w:cs="Arial"/>
-                <w:color w:val="000000"/>
-                <w:sz w:val="21"/>
-                <w:szCs w:val="21"/>
-                <w:shd w:val="clear" w:color="auto" w:fill="FFFFFF"/>
-              </w:rPr>
-              <w:t xml:space="preserve"> </w:t>
-            </w:r>
-            <w:proofErr w:type="spellStart"/>
-            <w:r>
-              <w:rPr>
-                <w:rFonts w:cs="Arial"/>
-                <w:color w:val="000000"/>
-                <w:sz w:val="21"/>
-                <w:szCs w:val="21"/>
-                <w:shd w:val="clear" w:color="auto" w:fill="FFFFFF"/>
-              </w:rPr>
-              <w:t>simply</w:t>
-            </w:r>
-            <w:proofErr w:type="spellEnd"/>
-            <w:r>
-              <w:rPr>
-                <w:rFonts w:cs="Arial"/>
-                <w:color w:val="000000"/>
-                <w:sz w:val="21"/>
-                <w:szCs w:val="21"/>
-                <w:shd w:val="clear" w:color="auto" w:fill="FFFFFF"/>
-              </w:rPr>
-              <w:t xml:space="preserve"> </w:t>
-            </w:r>
-            <w:proofErr w:type="spellStart"/>
-            <w:r>
-              <w:rPr>
-                <w:rFonts w:cs="Arial"/>
-                <w:color w:val="000000"/>
-                <w:sz w:val="21"/>
-                <w:szCs w:val="21"/>
-                <w:shd w:val="clear" w:color="auto" w:fill="FFFFFF"/>
-              </w:rPr>
-              <w:t>dummy</w:t>
-            </w:r>
-            <w:proofErr w:type="spellEnd"/>
-            <w:r>
-              <w:rPr>
-                <w:rFonts w:cs="Arial"/>
-                <w:color w:val="000000"/>
-                <w:sz w:val="21"/>
-                <w:szCs w:val="21"/>
-                <w:shd w:val="clear" w:color="auto" w:fill="FFFFFF"/>
-              </w:rPr>
-              <w:t xml:space="preserve"> </w:t>
-            </w:r>
-            <w:proofErr w:type="spellStart"/>
-            <w:r>
-              <w:rPr>
-                <w:rFonts w:cs="Arial"/>
-                <w:color w:val="000000"/>
-                <w:sz w:val="21"/>
-                <w:szCs w:val="21"/>
-                <w:shd w:val="clear" w:color="auto" w:fill="FFFFFF"/>
-              </w:rPr>
-              <w:t>text</w:t>
-            </w:r>
-            <w:proofErr w:type="spellEnd"/>
-            <w:r>
-              <w:rPr>
-                <w:rFonts w:cs="Arial"/>
-                <w:color w:val="000000"/>
-                <w:sz w:val="21"/>
-                <w:szCs w:val="21"/>
-                <w:shd w:val="clear" w:color="auto" w:fill="FFFFFF"/>
-              </w:rPr>
-              <w:t xml:space="preserve"> </w:t>
-            </w:r>
-            <w:proofErr w:type="spellStart"/>
-            <w:r>
-              <w:rPr>
-                <w:rFonts w:cs="Arial"/>
-                <w:color w:val="000000"/>
-                <w:sz w:val="21"/>
-                <w:szCs w:val="21"/>
-                <w:shd w:val="clear" w:color="auto" w:fill="FFFFFF"/>
-              </w:rPr>
-              <w:t>of</w:t>
-            </w:r>
-            <w:proofErr w:type="spellEnd"/>
-            <w:r>
-              <w:rPr>
-                <w:rFonts w:cs="Arial"/>
-                <w:color w:val="000000"/>
-                <w:sz w:val="21"/>
-                <w:szCs w:val="21"/>
-                <w:shd w:val="clear" w:color="auto" w:fill="FFFFFF"/>
-              </w:rPr>
-              <w:t xml:space="preserve"> </w:t>
-            </w:r>
-            <w:proofErr w:type="spellStart"/>
-            <w:r>
-              <w:rPr>
-                <w:rFonts w:cs="Arial"/>
-                <w:color w:val="000000"/>
-                <w:sz w:val="21"/>
-                <w:szCs w:val="21"/>
-                <w:shd w:val="clear" w:color="auto" w:fill="FFFFFF"/>
-              </w:rPr>
-              <w:t>the</w:t>
-            </w:r>
-            <w:proofErr w:type="spellEnd"/>
-            <w:r>
-              <w:rPr>
-                <w:rFonts w:cs="Arial"/>
-                <w:color w:val="000000"/>
-                <w:sz w:val="21"/>
-                <w:szCs w:val="21"/>
-                <w:shd w:val="clear" w:color="auto" w:fill="FFFFFF"/>
-              </w:rPr>
-              <w:t xml:space="preserve"> </w:t>
-            </w:r>
-            <w:proofErr w:type="spellStart"/>
-            <w:r>
-              <w:rPr>
-                <w:rFonts w:cs="Arial"/>
-                <w:color w:val="000000"/>
-                <w:sz w:val="21"/>
-                <w:szCs w:val="21"/>
-                <w:shd w:val="clear" w:color="auto" w:fill="FFFFFF"/>
-              </w:rPr>
-              <w:t>printing</w:t>
-            </w:r>
-            <w:proofErr w:type="spellEnd"/>
-            <w:r>
-              <w:rPr>
-                <w:rFonts w:cs="Arial"/>
-                <w:color w:val="000000"/>
-                <w:sz w:val="21"/>
-                <w:szCs w:val="21"/>
-                <w:shd w:val="clear" w:color="auto" w:fill="FFFFFF"/>
-              </w:rPr>
-              <w:t xml:space="preserve"> </w:t>
-            </w:r>
-            <w:proofErr w:type="spellStart"/>
-            <w:r>
-              <w:rPr>
-                <w:rFonts w:cs="Arial"/>
-                <w:color w:val="000000"/>
-                <w:sz w:val="21"/>
-                <w:szCs w:val="21"/>
-                <w:shd w:val="clear" w:color="auto" w:fill="FFFFFF"/>
-              </w:rPr>
-              <w:t>and</w:t>
-            </w:r>
-            <w:proofErr w:type="spellEnd"/>
-            <w:r>
-              <w:rPr>
-                <w:rFonts w:cs="Arial"/>
-                <w:color w:val="000000"/>
-                <w:sz w:val="21"/>
-                <w:szCs w:val="21"/>
-                <w:shd w:val="clear" w:color="auto" w:fill="FFFFFF"/>
-              </w:rPr>
-              <w:t xml:space="preserve"> </w:t>
-            </w:r>
-            <w:proofErr w:type="spellStart"/>
-            <w:r>
-              <w:rPr>
-                <w:rFonts w:cs="Arial"/>
-                <w:color w:val="000000"/>
-                <w:sz w:val="21"/>
-                <w:szCs w:val="21"/>
-                <w:shd w:val="clear" w:color="auto" w:fill="FFFFFF"/>
-              </w:rPr>
-              <w:t>typesetting</w:t>
-            </w:r>
-            <w:proofErr w:type="spellEnd"/>
-            <w:r>
-              <w:rPr>
-                <w:rFonts w:cs="Arial"/>
-                <w:color w:val="000000"/>
-                <w:sz w:val="21"/>
-                <w:szCs w:val="21"/>
-                <w:shd w:val="clear" w:color="auto" w:fill="FFFFFF"/>
-              </w:rPr>
-              <w:t xml:space="preserve"> </w:t>
-            </w:r>
-            <w:proofErr w:type="spellStart"/>
-            <w:r>
-              <w:rPr>
-                <w:rFonts w:cs="Arial"/>
-                <w:color w:val="000000"/>
-                <w:sz w:val="21"/>
-                <w:szCs w:val="21"/>
-                <w:shd w:val="clear" w:color="auto" w:fill="FFFFFF"/>
-              </w:rPr>
-              <w:t>industry</w:t>
-            </w:r>
-            <w:proofErr w:type="spellEnd"/>
-            <w:r>
-              <w:rPr>
-                <w:rFonts w:cs="Arial"/>
-                <w:color w:val="000000"/>
-                <w:sz w:val="21"/>
-                <w:szCs w:val="21"/>
-                <w:shd w:val="clear" w:color="auto" w:fill="FFFFFF"/>
-              </w:rPr>
-              <w:t>.</w:t>
-            </w:r>
-          </w:p>
-        </w:tc>
-        <w:tc>
-          <w:tcPr>
-            <w:tcW w:w="4531" w:type="dxa"/>
-          </w:tcPr>
-          <w:p>
-            <w:pPr>
-              <w:pStyle w:val="FonteeImagem"/>
-            </w:pPr>
-            <w:proofErr w:type="spellStart"/>
-            <w:r>
-              <w:rPr>
-                <w:rStyle w:val="Forte"/>
-                <w:rFonts w:cs="Arial"/>
-                <w:color w:val="000000"/>
-                <w:sz w:val="21"/>
-                <w:szCs w:val="21"/>
-                <w:shd w:val="clear" w:color="auto" w:fill="FFFFFF"/>
-              </w:rPr>
-              <w:t>Lorem</w:t>
-            </w:r>
-            <w:proofErr w:type="spellEnd"/>
-            <w:r>
-              <w:rPr>
-                <w:rStyle w:val="Forte"/>
-                <w:rFonts w:cs="Arial"/>
-                <w:color w:val="000000"/>
-                <w:sz w:val="21"/>
-                <w:szCs w:val="21"/>
-                <w:shd w:val="clear" w:color="auto" w:fill="FFFFFF"/>
-              </w:rPr>
-              <w:t xml:space="preserve"> Ipsum</w:t>
-            </w:r>
-            <w:r>
-              <w:rPr>
-                <w:rFonts w:cs="Arial"/>
-                <w:color w:val="000000"/>
-                <w:sz w:val="21"/>
-                <w:szCs w:val="21"/>
-                <w:shd w:val="clear" w:color="auto" w:fill="FFFFFF"/>
-              </w:rPr>
-              <w:t> </w:t>
-            </w:r>
-            <w:proofErr w:type="spellStart"/>
-            <w:r>
-              <w:rPr>
-                <w:rFonts w:cs="Arial"/>
-                <w:color w:val="000000"/>
-                <w:sz w:val="21"/>
-                <w:szCs w:val="21"/>
-                <w:shd w:val="clear" w:color="auto" w:fill="FFFFFF"/>
-              </w:rPr>
-              <w:t>is</w:t>
-            </w:r>
-            <w:proofErr w:type="spellEnd"/>
-            <w:r>
-              <w:rPr>
-                <w:rFonts w:cs="Arial"/>
-                <w:color w:val="000000"/>
-                <w:sz w:val="21"/>
-                <w:szCs w:val="21"/>
-                <w:shd w:val="clear" w:color="auto" w:fill="FFFFFF"/>
-              </w:rPr>
-              <w:t xml:space="preserve"> </w:t>
-            </w:r>
-            <w:proofErr w:type="spellStart"/>
-            <w:r>
-              <w:rPr>
-                <w:rFonts w:cs="Arial"/>
-                <w:color w:val="000000"/>
-                <w:sz w:val="21"/>
-                <w:szCs w:val="21"/>
-                <w:shd w:val="clear" w:color="auto" w:fill="FFFFFF"/>
-              </w:rPr>
-              <w:t>simply</w:t>
-            </w:r>
-            <w:proofErr w:type="spellEnd"/>
-            <w:r>
-              <w:rPr>
-                <w:rFonts w:cs="Arial"/>
-                <w:color w:val="000000"/>
-                <w:sz w:val="21"/>
-                <w:szCs w:val="21"/>
-                <w:shd w:val="clear" w:color="auto" w:fill="FFFFFF"/>
-              </w:rPr>
-              <w:t xml:space="preserve"> </w:t>
-            </w:r>
-            <w:proofErr w:type="spellStart"/>
-            <w:r>
-              <w:rPr>
-                <w:rFonts w:cs="Arial"/>
-                <w:color w:val="000000"/>
-                <w:sz w:val="21"/>
-                <w:szCs w:val="21"/>
-                <w:shd w:val="clear" w:color="auto" w:fill="FFFFFF"/>
-              </w:rPr>
-              <w:t>dummy</w:t>
-            </w:r>
-            <w:proofErr w:type="spellEnd"/>
-            <w:r>
-              <w:rPr>
-                <w:rFonts w:cs="Arial"/>
-                <w:color w:val="000000"/>
-                <w:sz w:val="21"/>
-                <w:szCs w:val="21"/>
-                <w:shd w:val="clear" w:color="auto" w:fill="FFFFFF"/>
-              </w:rPr>
-              <w:t xml:space="preserve"> </w:t>
-            </w:r>
-            <w:proofErr w:type="spellStart"/>
-            <w:r>
-              <w:rPr>
-                <w:rFonts w:cs="Arial"/>
-                <w:color w:val="000000"/>
-                <w:sz w:val="21"/>
-                <w:szCs w:val="21"/>
-                <w:shd w:val="clear" w:color="auto" w:fill="FFFFFF"/>
-              </w:rPr>
-              <w:t>text</w:t>
-            </w:r>
-            <w:proofErr w:type="spellEnd"/>
-            <w:r>
-              <w:rPr>
-                <w:rFonts w:cs="Arial"/>
-                <w:color w:val="000000"/>
-                <w:sz w:val="21"/>
-                <w:szCs w:val="21"/>
-                <w:shd w:val="clear" w:color="auto" w:fill="FFFFFF"/>
-              </w:rPr>
-              <w:t xml:space="preserve"> </w:t>
-            </w:r>
-            <w:proofErr w:type="spellStart"/>
-            <w:r>
-              <w:rPr>
-                <w:rFonts w:cs="Arial"/>
-                <w:color w:val="000000"/>
-                <w:sz w:val="21"/>
-                <w:szCs w:val="21"/>
-                <w:shd w:val="clear" w:color="auto" w:fill="FFFFFF"/>
-              </w:rPr>
-              <w:t>of</w:t>
-            </w:r>
-            <w:proofErr w:type="spellEnd"/>
-            <w:r>
-              <w:rPr>
-                <w:rFonts w:cs="Arial"/>
-                <w:color w:val="000000"/>
-                <w:sz w:val="21"/>
-                <w:szCs w:val="21"/>
-                <w:shd w:val="clear" w:color="auto" w:fill="FFFFFF"/>
-              </w:rPr>
-              <w:t xml:space="preserve"> </w:t>
-            </w:r>
-            <w:proofErr w:type="spellStart"/>
-            <w:r>
-              <w:rPr>
-                <w:rFonts w:cs="Arial"/>
-                <w:color w:val="000000"/>
-                <w:sz w:val="21"/>
-                <w:szCs w:val="21"/>
-                <w:shd w:val="clear" w:color="auto" w:fill="FFFFFF"/>
-              </w:rPr>
-              <w:t>the</w:t>
-            </w:r>
-            <w:proofErr w:type="spellEnd"/>
-            <w:r>
-              <w:rPr>
-                <w:rFonts w:cs="Arial"/>
-                <w:color w:val="000000"/>
-                <w:sz w:val="21"/>
-                <w:szCs w:val="21"/>
-                <w:shd w:val="clear" w:color="auto" w:fill="FFFFFF"/>
-              </w:rPr>
-              <w:t xml:space="preserve"> </w:t>
-            </w:r>
-            <w:proofErr w:type="spellStart"/>
-            <w:r>
-              <w:rPr>
-                <w:rFonts w:cs="Arial"/>
-                <w:color w:val="000000"/>
-                <w:sz w:val="21"/>
-                <w:szCs w:val="21"/>
-                <w:shd w:val="clear" w:color="auto" w:fill="FFFFFF"/>
-              </w:rPr>
-              <w:t>printing</w:t>
-            </w:r>
-            <w:proofErr w:type="spellEnd"/>
-            <w:r>
-              <w:rPr>
-                <w:rFonts w:cs="Arial"/>
-                <w:color w:val="000000"/>
-                <w:sz w:val="21"/>
-                <w:szCs w:val="21"/>
-                <w:shd w:val="clear" w:color="auto" w:fill="FFFFFF"/>
-              </w:rPr>
-              <w:t xml:space="preserve"> </w:t>
-            </w:r>
-            <w:proofErr w:type="spellStart"/>
-            <w:r>
-              <w:rPr>
-                <w:rFonts w:cs="Arial"/>
-                <w:color w:val="000000"/>
-                <w:sz w:val="21"/>
-                <w:szCs w:val="21"/>
-                <w:shd w:val="clear" w:color="auto" w:fill="FFFFFF"/>
-              </w:rPr>
-              <w:t>and</w:t>
-            </w:r>
-            <w:proofErr w:type="spellEnd"/>
-            <w:r>
-              <w:rPr>
-                <w:rFonts w:cs="Arial"/>
-                <w:color w:val="000000"/>
-                <w:sz w:val="21"/>
-                <w:szCs w:val="21"/>
-                <w:shd w:val="clear" w:color="auto" w:fill="FFFFFF"/>
-              </w:rPr>
-              <w:t xml:space="preserve"> </w:t>
-            </w:r>
-            <w:proofErr w:type="spellStart"/>
-            <w:r>
-              <w:rPr>
-                <w:rFonts w:cs="Arial"/>
-                <w:color w:val="000000"/>
-                <w:sz w:val="21"/>
-                <w:szCs w:val="21"/>
-                <w:shd w:val="clear" w:color="auto" w:fill="FFFFFF"/>
-              </w:rPr>
-              <w:t>typesetting</w:t>
-            </w:r>
-            <w:proofErr w:type="spellEnd"/>
-            <w:r>
-              <w:rPr>
-                <w:rFonts w:cs="Arial"/>
-                <w:color w:val="000000"/>
-                <w:sz w:val="21"/>
-                <w:szCs w:val="21"/>
-                <w:shd w:val="clear" w:color="auto" w:fill="FFFFFF"/>
-              </w:rPr>
-              <w:t xml:space="preserve"> </w:t>
-            </w:r>
-            <w:proofErr w:type="spellStart"/>
-            <w:r>
-              <w:rPr>
-                <w:rFonts w:cs="Arial"/>
-                <w:color w:val="000000"/>
-                <w:sz w:val="21"/>
-                <w:szCs w:val="21"/>
-                <w:shd w:val="clear" w:color="auto" w:fill="FFFFFF"/>
-              </w:rPr>
-              <w:t>industry</w:t>
-            </w:r>
-            <w:proofErr w:type="spellEnd"/>
-          </w:p>
-        </w:tc>
-      </w:tr>
-      <w:tr>
-        <w:tc>
-          <w:tcPr>
-            <w:tcW w:w="4530" w:type="dxa"/>
-          </w:tcPr>
-          <w:p>
-            <w:pPr>
-              <w:pStyle w:val="FonteeImagem"/>
-            </w:pPr>
-            <w:proofErr w:type="spellStart"/>
-            <w:r>
-              <w:rPr>
-                <w:rStyle w:val="Forte"/>
-                <w:rFonts w:cs="Arial"/>
-                <w:color w:val="000000"/>
-                <w:sz w:val="21"/>
-                <w:szCs w:val="21"/>
-                <w:shd w:val="clear" w:color="auto" w:fill="FFFFFF"/>
-              </w:rPr>
-              <w:t>Lorem</w:t>
-            </w:r>
-            <w:proofErr w:type="spellEnd"/>
-            <w:r>
-              <w:rPr>
-                <w:rStyle w:val="Forte"/>
-                <w:rFonts w:cs="Arial"/>
-                <w:color w:val="000000"/>
-                <w:sz w:val="21"/>
-                <w:szCs w:val="21"/>
-                <w:shd w:val="clear" w:color="auto" w:fill="FFFFFF"/>
-              </w:rPr>
-              <w:t xml:space="preserve"> Ipsum</w:t>
-            </w:r>
-            <w:r>
-              <w:rPr>
-                <w:rFonts w:cs="Arial"/>
-                <w:color w:val="000000"/>
-                <w:sz w:val="21"/>
-                <w:szCs w:val="21"/>
-                <w:shd w:val="clear" w:color="auto" w:fill="FFFFFF"/>
-              </w:rPr>
-              <w:t> </w:t>
-            </w:r>
-            <w:proofErr w:type="spellStart"/>
-            <w:r>
-              <w:rPr>
-                <w:rFonts w:cs="Arial"/>
-                <w:color w:val="000000"/>
-                <w:sz w:val="21"/>
-                <w:szCs w:val="21"/>
-                <w:shd w:val="clear" w:color="auto" w:fill="FFFFFF"/>
-              </w:rPr>
-              <w:t>is</w:t>
-            </w:r>
-            <w:proofErr w:type="spellEnd"/>
-            <w:r>
-              <w:rPr>
-                <w:rFonts w:cs="Arial"/>
-                <w:color w:val="000000"/>
-                <w:sz w:val="21"/>
-                <w:szCs w:val="21"/>
-                <w:shd w:val="clear" w:color="auto" w:fill="FFFFFF"/>
-              </w:rPr>
-              <w:t xml:space="preserve"> </w:t>
-            </w:r>
-            <w:proofErr w:type="spellStart"/>
-            <w:r>
-              <w:rPr>
-                <w:rFonts w:cs="Arial"/>
-                <w:color w:val="000000"/>
-                <w:sz w:val="21"/>
-                <w:szCs w:val="21"/>
-                <w:shd w:val="clear" w:color="auto" w:fill="FFFFFF"/>
-              </w:rPr>
-              <w:t>simply</w:t>
-            </w:r>
-            <w:proofErr w:type="spellEnd"/>
-            <w:r>
-              <w:rPr>
-                <w:rFonts w:cs="Arial"/>
-                <w:color w:val="000000"/>
-                <w:sz w:val="21"/>
-                <w:szCs w:val="21"/>
-                <w:shd w:val="clear" w:color="auto" w:fill="FFFFFF"/>
-              </w:rPr>
-              <w:t xml:space="preserve"> </w:t>
-            </w:r>
-            <w:proofErr w:type="spellStart"/>
-            <w:r>
-              <w:rPr>
-                <w:rFonts w:cs="Arial"/>
-                <w:color w:val="000000"/>
-                <w:sz w:val="21"/>
-                <w:szCs w:val="21"/>
-                <w:shd w:val="clear" w:color="auto" w:fill="FFFFFF"/>
-              </w:rPr>
-              <w:t>dummy</w:t>
-            </w:r>
-            <w:proofErr w:type="spellEnd"/>
-            <w:r>
-              <w:rPr>
-                <w:rFonts w:cs="Arial"/>
-                <w:color w:val="000000"/>
-                <w:sz w:val="21"/>
-                <w:szCs w:val="21"/>
-                <w:shd w:val="clear" w:color="auto" w:fill="FFFFFF"/>
-              </w:rPr>
-              <w:t xml:space="preserve"> </w:t>
-            </w:r>
-            <w:proofErr w:type="spellStart"/>
-            <w:r>
-              <w:rPr>
-                <w:rFonts w:cs="Arial"/>
-                <w:color w:val="000000"/>
-                <w:sz w:val="21"/>
-                <w:szCs w:val="21"/>
-                <w:shd w:val="clear" w:color="auto" w:fill="FFFFFF"/>
-              </w:rPr>
-              <w:t>text</w:t>
-            </w:r>
-            <w:proofErr w:type="spellEnd"/>
-            <w:r>
-              <w:rPr>
-                <w:rFonts w:cs="Arial"/>
-                <w:color w:val="000000"/>
-                <w:sz w:val="21"/>
-                <w:szCs w:val="21"/>
-                <w:shd w:val="clear" w:color="auto" w:fill="FFFFFF"/>
-              </w:rPr>
-              <w:t xml:space="preserve"> </w:t>
-            </w:r>
-            <w:proofErr w:type="spellStart"/>
-            <w:r>
-              <w:rPr>
-                <w:rFonts w:cs="Arial"/>
-                <w:color w:val="000000"/>
-                <w:sz w:val="21"/>
-                <w:szCs w:val="21"/>
-                <w:shd w:val="clear" w:color="auto" w:fill="FFFFFF"/>
-              </w:rPr>
-              <w:t>of</w:t>
-            </w:r>
-            <w:proofErr w:type="spellEnd"/>
-            <w:r>
-              <w:rPr>
-                <w:rFonts w:cs="Arial"/>
-                <w:color w:val="000000"/>
-                <w:sz w:val="21"/>
-                <w:szCs w:val="21"/>
-                <w:shd w:val="clear" w:color="auto" w:fill="FFFFFF"/>
-              </w:rPr>
-              <w:t xml:space="preserve"> </w:t>
-            </w:r>
-            <w:proofErr w:type="spellStart"/>
-            <w:r>
-              <w:rPr>
-                <w:rFonts w:cs="Arial"/>
-                <w:color w:val="000000"/>
-                <w:sz w:val="21"/>
-                <w:szCs w:val="21"/>
-                <w:shd w:val="clear" w:color="auto" w:fill="FFFFFF"/>
-              </w:rPr>
-              <w:t>the</w:t>
-            </w:r>
-            <w:proofErr w:type="spellEnd"/>
-            <w:r>
-              <w:rPr>
-                <w:rFonts w:cs="Arial"/>
-                <w:color w:val="000000"/>
-                <w:sz w:val="21"/>
-                <w:szCs w:val="21"/>
-                <w:shd w:val="clear" w:color="auto" w:fill="FFFFFF"/>
-              </w:rPr>
-              <w:t xml:space="preserve"> </w:t>
-            </w:r>
-            <w:proofErr w:type="spellStart"/>
-            <w:r>
-              <w:rPr>
-                <w:rFonts w:cs="Arial"/>
-                <w:color w:val="000000"/>
-                <w:sz w:val="21"/>
-                <w:szCs w:val="21"/>
-                <w:shd w:val="clear" w:color="auto" w:fill="FFFFFF"/>
-              </w:rPr>
-              <w:t>printing</w:t>
-            </w:r>
-            <w:proofErr w:type="spellEnd"/>
-            <w:r>
-              <w:rPr>
-                <w:rFonts w:cs="Arial"/>
-                <w:color w:val="000000"/>
-                <w:sz w:val="21"/>
-                <w:szCs w:val="21"/>
-                <w:shd w:val="clear" w:color="auto" w:fill="FFFFFF"/>
-              </w:rPr>
-              <w:t xml:space="preserve"> </w:t>
-            </w:r>
-            <w:proofErr w:type="spellStart"/>
-            <w:r>
-              <w:rPr>
-                <w:rFonts w:cs="Arial"/>
-                <w:color w:val="000000"/>
-                <w:sz w:val="21"/>
-                <w:szCs w:val="21"/>
-                <w:shd w:val="clear" w:color="auto" w:fill="FFFFFF"/>
-              </w:rPr>
-              <w:t>and</w:t>
-            </w:r>
-            <w:proofErr w:type="spellEnd"/>
-            <w:r>
-              <w:rPr>
-                <w:rFonts w:cs="Arial"/>
-                <w:color w:val="000000"/>
-                <w:sz w:val="21"/>
-                <w:szCs w:val="21"/>
-                <w:shd w:val="clear" w:color="auto" w:fill="FFFFFF"/>
-              </w:rPr>
-              <w:t xml:space="preserve"> </w:t>
-            </w:r>
-            <w:proofErr w:type="spellStart"/>
-            <w:r>
-              <w:rPr>
-                <w:rFonts w:cs="Arial"/>
-                <w:color w:val="000000"/>
-                <w:sz w:val="21"/>
-                <w:szCs w:val="21"/>
-                <w:shd w:val="clear" w:color="auto" w:fill="FFFFFF"/>
-              </w:rPr>
-              <w:t>typesetting</w:t>
-            </w:r>
-            <w:proofErr w:type="spellEnd"/>
-            <w:r>
-              <w:rPr>
-                <w:rFonts w:cs="Arial"/>
-                <w:color w:val="000000"/>
-                <w:sz w:val="21"/>
-                <w:szCs w:val="21"/>
-                <w:shd w:val="clear" w:color="auto" w:fill="FFFFFF"/>
-              </w:rPr>
-              <w:t xml:space="preserve"> </w:t>
-            </w:r>
-            <w:proofErr w:type="spellStart"/>
-            <w:r>
-              <w:rPr>
-                <w:rFonts w:cs="Arial"/>
-                <w:color w:val="000000"/>
-                <w:sz w:val="21"/>
-                <w:szCs w:val="21"/>
-                <w:shd w:val="clear" w:color="auto" w:fill="FFFFFF"/>
-              </w:rPr>
-              <w:t>industry</w:t>
-            </w:r>
-            <w:proofErr w:type="spellEnd"/>
-            <w:r>
-              <w:rPr>
-                <w:rFonts w:cs="Arial"/>
-                <w:color w:val="000000"/>
-                <w:sz w:val="21"/>
-                <w:szCs w:val="21"/>
-                <w:shd w:val="clear" w:color="auto" w:fill="FFFFFF"/>
-              </w:rPr>
-              <w:t>.</w:t>
-            </w:r>
-          </w:p>
-        </w:tc>
-        <w:tc>
-          <w:tcPr>
-            <w:tcW w:w="4531" w:type="dxa"/>
-          </w:tcPr>
-          <w:p>
-            <w:pPr>
-              <w:pStyle w:val="FonteeImagem"/>
-            </w:pPr>
-            <w:proofErr w:type="spellStart"/>
-            <w:r>
-              <w:rPr>
-                <w:rStyle w:val="Forte"/>
-                <w:rFonts w:cs="Arial"/>
-                <w:color w:val="000000"/>
-                <w:sz w:val="21"/>
-                <w:szCs w:val="21"/>
-                <w:shd w:val="clear" w:color="auto" w:fill="FFFFFF"/>
-              </w:rPr>
-              <w:t>Lorem</w:t>
-            </w:r>
-            <w:proofErr w:type="spellEnd"/>
-            <w:r>
-              <w:rPr>
-                <w:rStyle w:val="Forte"/>
-                <w:rFonts w:cs="Arial"/>
-                <w:color w:val="000000"/>
-                <w:sz w:val="21"/>
-                <w:szCs w:val="21"/>
-                <w:shd w:val="clear" w:color="auto" w:fill="FFFFFF"/>
-              </w:rPr>
-              <w:t xml:space="preserve"> Ipsum</w:t>
-            </w:r>
-            <w:r>
-              <w:rPr>
-                <w:rFonts w:cs="Arial"/>
-                <w:color w:val="000000"/>
-                <w:sz w:val="21"/>
-                <w:szCs w:val="21"/>
-                <w:shd w:val="clear" w:color="auto" w:fill="FFFFFF"/>
-              </w:rPr>
-              <w:t> </w:t>
-            </w:r>
-            <w:proofErr w:type="spellStart"/>
-            <w:r>
-              <w:rPr>
-                <w:rFonts w:cs="Arial"/>
-                <w:color w:val="000000"/>
-                <w:sz w:val="21"/>
-                <w:szCs w:val="21"/>
-                <w:shd w:val="clear" w:color="auto" w:fill="FFFFFF"/>
-              </w:rPr>
-              <w:t>is</w:t>
-            </w:r>
-            <w:proofErr w:type="spellEnd"/>
-            <w:r>
-              <w:rPr>
-                <w:rFonts w:cs="Arial"/>
-                <w:color w:val="000000"/>
-                <w:sz w:val="21"/>
-                <w:szCs w:val="21"/>
-                <w:shd w:val="clear" w:color="auto" w:fill="FFFFFF"/>
-              </w:rPr>
-              <w:t xml:space="preserve"> </w:t>
-            </w:r>
-            <w:proofErr w:type="spellStart"/>
-            <w:r>
-              <w:rPr>
-                <w:rFonts w:cs="Arial"/>
-                <w:color w:val="000000"/>
-                <w:sz w:val="21"/>
-                <w:szCs w:val="21"/>
-                <w:shd w:val="clear" w:color="auto" w:fill="FFFFFF"/>
-              </w:rPr>
-              <w:t>simply</w:t>
-            </w:r>
-            <w:proofErr w:type="spellEnd"/>
-            <w:r>
-              <w:rPr>
-                <w:rFonts w:cs="Arial"/>
-                <w:color w:val="000000"/>
-                <w:sz w:val="21"/>
-                <w:szCs w:val="21"/>
-                <w:shd w:val="clear" w:color="auto" w:fill="FFFFFF"/>
-              </w:rPr>
-              <w:t xml:space="preserve"> </w:t>
-            </w:r>
-            <w:proofErr w:type="spellStart"/>
-            <w:r>
-              <w:rPr>
-                <w:rFonts w:cs="Arial"/>
-                <w:color w:val="000000"/>
-                <w:sz w:val="21"/>
-                <w:szCs w:val="21"/>
-                <w:shd w:val="clear" w:color="auto" w:fill="FFFFFF"/>
-              </w:rPr>
-              <w:t>dummy</w:t>
-            </w:r>
-            <w:proofErr w:type="spellEnd"/>
-            <w:r>
-              <w:rPr>
-                <w:rFonts w:cs="Arial"/>
-                <w:color w:val="000000"/>
-                <w:sz w:val="21"/>
-                <w:szCs w:val="21"/>
-                <w:shd w:val="clear" w:color="auto" w:fill="FFFFFF"/>
-              </w:rPr>
-              <w:t xml:space="preserve"> </w:t>
-            </w:r>
-            <w:proofErr w:type="spellStart"/>
-            <w:r>
-              <w:rPr>
-                <w:rFonts w:cs="Arial"/>
-                <w:color w:val="000000"/>
-                <w:sz w:val="21"/>
-                <w:szCs w:val="21"/>
-                <w:shd w:val="clear" w:color="auto" w:fill="FFFFFF"/>
-              </w:rPr>
-              <w:t>text</w:t>
-            </w:r>
-            <w:proofErr w:type="spellEnd"/>
-            <w:r>
-              <w:rPr>
-                <w:rFonts w:cs="Arial"/>
-                <w:color w:val="000000"/>
-                <w:sz w:val="21"/>
-                <w:szCs w:val="21"/>
-                <w:shd w:val="clear" w:color="auto" w:fill="FFFFFF"/>
-              </w:rPr>
-              <w:t xml:space="preserve"> </w:t>
-            </w:r>
-            <w:proofErr w:type="spellStart"/>
-            <w:r>
-              <w:rPr>
-                <w:rFonts w:cs="Arial"/>
-                <w:color w:val="000000"/>
-                <w:sz w:val="21"/>
-                <w:szCs w:val="21"/>
-                <w:shd w:val="clear" w:color="auto" w:fill="FFFFFF"/>
-              </w:rPr>
-              <w:t>of</w:t>
-            </w:r>
-            <w:proofErr w:type="spellEnd"/>
-            <w:r>
-              <w:rPr>
-                <w:rFonts w:cs="Arial"/>
-                <w:color w:val="000000"/>
-                <w:sz w:val="21"/>
-                <w:szCs w:val="21"/>
-                <w:shd w:val="clear" w:color="auto" w:fill="FFFFFF"/>
-              </w:rPr>
-              <w:t xml:space="preserve"> </w:t>
-            </w:r>
-            <w:proofErr w:type="spellStart"/>
-            <w:r>
-              <w:rPr>
-                <w:rFonts w:cs="Arial"/>
-                <w:color w:val="000000"/>
-                <w:sz w:val="21"/>
-                <w:szCs w:val="21"/>
-                <w:shd w:val="clear" w:color="auto" w:fill="FFFFFF"/>
-              </w:rPr>
-              <w:t>the</w:t>
-            </w:r>
-            <w:proofErr w:type="spellEnd"/>
-            <w:r>
-              <w:rPr>
-                <w:rFonts w:cs="Arial"/>
-                <w:color w:val="000000"/>
-                <w:sz w:val="21"/>
-                <w:szCs w:val="21"/>
-                <w:shd w:val="clear" w:color="auto" w:fill="FFFFFF"/>
-              </w:rPr>
-              <w:t xml:space="preserve"> </w:t>
-            </w:r>
-            <w:proofErr w:type="spellStart"/>
-            <w:r>
-              <w:rPr>
-                <w:rFonts w:cs="Arial"/>
-                <w:color w:val="000000"/>
-                <w:sz w:val="21"/>
-                <w:szCs w:val="21"/>
-                <w:shd w:val="clear" w:color="auto" w:fill="FFFFFF"/>
-              </w:rPr>
-              <w:t>printing</w:t>
-            </w:r>
-            <w:proofErr w:type="spellEnd"/>
-            <w:r>
-              <w:rPr>
-                <w:rFonts w:cs="Arial"/>
-                <w:color w:val="000000"/>
-                <w:sz w:val="21"/>
-                <w:szCs w:val="21"/>
-                <w:shd w:val="clear" w:color="auto" w:fill="FFFFFF"/>
-              </w:rPr>
-              <w:t xml:space="preserve"> </w:t>
-            </w:r>
-            <w:proofErr w:type="spellStart"/>
-            <w:r>
-              <w:rPr>
-                <w:rFonts w:cs="Arial"/>
-                <w:color w:val="000000"/>
-                <w:sz w:val="21"/>
-                <w:szCs w:val="21"/>
-                <w:shd w:val="clear" w:color="auto" w:fill="FFFFFF"/>
-              </w:rPr>
-              <w:t>and</w:t>
-            </w:r>
-            <w:proofErr w:type="spellEnd"/>
-            <w:r>
-              <w:rPr>
-                <w:rFonts w:cs="Arial"/>
-                <w:color w:val="000000"/>
-                <w:sz w:val="21"/>
-                <w:szCs w:val="21"/>
-                <w:shd w:val="clear" w:color="auto" w:fill="FFFFFF"/>
-              </w:rPr>
-              <w:t xml:space="preserve"> </w:t>
-            </w:r>
-            <w:proofErr w:type="spellStart"/>
-            <w:r>
-              <w:rPr>
-                <w:rFonts w:cs="Arial"/>
-                <w:color w:val="000000"/>
-                <w:sz w:val="21"/>
-                <w:szCs w:val="21"/>
-                <w:shd w:val="clear" w:color="auto" w:fill="FFFFFF"/>
-              </w:rPr>
-              <w:t>typesetting</w:t>
-            </w:r>
-            <w:proofErr w:type="spellEnd"/>
-            <w:r>
-              <w:rPr>
-                <w:rFonts w:cs="Arial"/>
-                <w:color w:val="000000"/>
-                <w:sz w:val="21"/>
-                <w:szCs w:val="21"/>
-                <w:shd w:val="clear" w:color="auto" w:fill="FFFFFF"/>
-              </w:rPr>
-              <w:t xml:space="preserve"> </w:t>
-            </w:r>
-            <w:proofErr w:type="spellStart"/>
-            <w:r>
-              <w:rPr>
-                <w:rFonts w:cs="Arial"/>
-                <w:color w:val="000000"/>
-                <w:sz w:val="21"/>
-                <w:szCs w:val="21"/>
-                <w:shd w:val="clear" w:color="auto" w:fill="FFFFFF"/>
-              </w:rPr>
-              <w:t>industry</w:t>
-            </w:r>
-            <w:proofErr w:type="spellEnd"/>
-            <w:r>
-              <w:rPr>
-                <w:rFonts w:cs="Arial"/>
-                <w:color w:val="000000"/>
-                <w:sz w:val="21"/>
-                <w:szCs w:val="21"/>
-                <w:shd w:val="clear" w:color="auto" w:fill="FFFFFF"/>
-              </w:rPr>
-              <w:t>.</w:t>
-            </w:r>
-          </w:p>
-        </w:tc>
-      </w:tr>
-      <w:tr>
-        <w:tc>
-          <w:tcPr>
-            <w:tcW w:w="4530" w:type="dxa"/>
-          </w:tcPr>
-          <w:p>
-            <w:pPr>
-              <w:pStyle w:val="FonteeImagem"/>
-            </w:pPr>
-            <w:proofErr w:type="spellStart"/>
-            <w:r>
-              <w:rPr>
-                <w:rStyle w:val="Forte"/>
-                <w:rFonts w:cs="Arial"/>
-                <w:color w:val="000000"/>
-                <w:sz w:val="21"/>
-                <w:szCs w:val="21"/>
-                <w:shd w:val="clear" w:color="auto" w:fill="FFFFFF"/>
-              </w:rPr>
-              <w:t>Lorem</w:t>
-            </w:r>
-            <w:proofErr w:type="spellEnd"/>
-            <w:r>
-              <w:rPr>
-                <w:rStyle w:val="Forte"/>
-                <w:rFonts w:cs="Arial"/>
-                <w:color w:val="000000"/>
-                <w:sz w:val="21"/>
-                <w:szCs w:val="21"/>
-                <w:shd w:val="clear" w:color="auto" w:fill="FFFFFF"/>
-              </w:rPr>
-              <w:t xml:space="preserve"> Ipsum</w:t>
-            </w:r>
-            <w:r>
-              <w:rPr>
-                <w:rFonts w:cs="Arial"/>
-                <w:color w:val="000000"/>
-                <w:sz w:val="21"/>
-                <w:szCs w:val="21"/>
-                <w:shd w:val="clear" w:color="auto" w:fill="FFFFFF"/>
-              </w:rPr>
-              <w:t> </w:t>
-            </w:r>
-            <w:proofErr w:type="spellStart"/>
-            <w:r>
-              <w:rPr>
-                <w:rFonts w:cs="Arial"/>
-                <w:color w:val="000000"/>
-                <w:sz w:val="21"/>
-                <w:szCs w:val="21"/>
-                <w:shd w:val="clear" w:color="auto" w:fill="FFFFFF"/>
-              </w:rPr>
-              <w:t>is</w:t>
-            </w:r>
-            <w:proofErr w:type="spellEnd"/>
-            <w:r>
-              <w:rPr>
-                <w:rFonts w:cs="Arial"/>
-                <w:color w:val="000000"/>
-                <w:sz w:val="21"/>
-                <w:szCs w:val="21"/>
-                <w:shd w:val="clear" w:color="auto" w:fill="FFFFFF"/>
-              </w:rPr>
-              <w:t xml:space="preserve"> </w:t>
-            </w:r>
-            <w:proofErr w:type="spellStart"/>
-            <w:r>
-              <w:rPr>
-                <w:rFonts w:cs="Arial"/>
-                <w:color w:val="000000"/>
-                <w:sz w:val="21"/>
-                <w:szCs w:val="21"/>
-                <w:shd w:val="clear" w:color="auto" w:fill="FFFFFF"/>
-              </w:rPr>
-              <w:t>simply</w:t>
-            </w:r>
-            <w:proofErr w:type="spellEnd"/>
-            <w:r>
-              <w:rPr>
-                <w:rFonts w:cs="Arial"/>
-                <w:color w:val="000000"/>
-                <w:sz w:val="21"/>
-                <w:szCs w:val="21"/>
-                <w:shd w:val="clear" w:color="auto" w:fill="FFFFFF"/>
-              </w:rPr>
-              <w:t xml:space="preserve"> </w:t>
-            </w:r>
-            <w:proofErr w:type="spellStart"/>
-            <w:r>
-              <w:rPr>
-                <w:rFonts w:cs="Arial"/>
-                <w:color w:val="000000"/>
-                <w:sz w:val="21"/>
-                <w:szCs w:val="21"/>
-                <w:shd w:val="clear" w:color="auto" w:fill="FFFFFF"/>
-              </w:rPr>
-              <w:t>dummy</w:t>
-            </w:r>
-            <w:proofErr w:type="spellEnd"/>
-            <w:r>
-              <w:rPr>
-                <w:rFonts w:cs="Arial"/>
-                <w:color w:val="000000"/>
-                <w:sz w:val="21"/>
-                <w:szCs w:val="21"/>
-                <w:shd w:val="clear" w:color="auto" w:fill="FFFFFF"/>
-              </w:rPr>
-              <w:t xml:space="preserve"> </w:t>
-            </w:r>
-            <w:proofErr w:type="spellStart"/>
-            <w:r>
-              <w:rPr>
-                <w:rFonts w:cs="Arial"/>
-                <w:color w:val="000000"/>
-                <w:sz w:val="21"/>
-                <w:szCs w:val="21"/>
-                <w:shd w:val="clear" w:color="auto" w:fill="FFFFFF"/>
-              </w:rPr>
-              <w:t>text</w:t>
-            </w:r>
-            <w:proofErr w:type="spellEnd"/>
-            <w:r>
-              <w:rPr>
-                <w:rFonts w:cs="Arial"/>
-                <w:color w:val="000000"/>
-                <w:sz w:val="21"/>
-                <w:szCs w:val="21"/>
-                <w:shd w:val="clear" w:color="auto" w:fill="FFFFFF"/>
-              </w:rPr>
-              <w:t xml:space="preserve"> </w:t>
-            </w:r>
-            <w:proofErr w:type="spellStart"/>
-            <w:r>
-              <w:rPr>
-                <w:rFonts w:cs="Arial"/>
-                <w:color w:val="000000"/>
-                <w:sz w:val="21"/>
-                <w:szCs w:val="21"/>
-                <w:shd w:val="clear" w:color="auto" w:fill="FFFFFF"/>
-              </w:rPr>
-              <w:t>of</w:t>
-            </w:r>
-            <w:proofErr w:type="spellEnd"/>
-            <w:r>
-              <w:rPr>
-                <w:rFonts w:cs="Arial"/>
-                <w:color w:val="000000"/>
-                <w:sz w:val="21"/>
-                <w:szCs w:val="21"/>
-                <w:shd w:val="clear" w:color="auto" w:fill="FFFFFF"/>
-              </w:rPr>
-              <w:t xml:space="preserve"> </w:t>
-            </w:r>
-            <w:proofErr w:type="spellStart"/>
-            <w:r>
-              <w:rPr>
-                <w:rFonts w:cs="Arial"/>
-                <w:color w:val="000000"/>
-                <w:sz w:val="21"/>
-                <w:szCs w:val="21"/>
-                <w:shd w:val="clear" w:color="auto" w:fill="FFFFFF"/>
-              </w:rPr>
-              <w:t>the</w:t>
-            </w:r>
-            <w:proofErr w:type="spellEnd"/>
-            <w:r>
-              <w:rPr>
-                <w:rFonts w:cs="Arial"/>
-                <w:color w:val="000000"/>
-                <w:sz w:val="21"/>
-                <w:szCs w:val="21"/>
-                <w:shd w:val="clear" w:color="auto" w:fill="FFFFFF"/>
-              </w:rPr>
-              <w:t xml:space="preserve"> </w:t>
-            </w:r>
-            <w:proofErr w:type="spellStart"/>
-            <w:r>
-              <w:rPr>
-                <w:rFonts w:cs="Arial"/>
-                <w:color w:val="000000"/>
-                <w:sz w:val="21"/>
-                <w:szCs w:val="21"/>
-                <w:shd w:val="clear" w:color="auto" w:fill="FFFFFF"/>
-              </w:rPr>
-              <w:t>printing</w:t>
-            </w:r>
-            <w:proofErr w:type="spellEnd"/>
-            <w:r>
-              <w:rPr>
-                <w:rFonts w:cs="Arial"/>
-                <w:color w:val="000000"/>
-                <w:sz w:val="21"/>
-                <w:szCs w:val="21"/>
-                <w:shd w:val="clear" w:color="auto" w:fill="FFFFFF"/>
-              </w:rPr>
-              <w:t xml:space="preserve"> </w:t>
-            </w:r>
-            <w:proofErr w:type="spellStart"/>
-            <w:r>
-              <w:rPr>
-                <w:rFonts w:cs="Arial"/>
-                <w:color w:val="000000"/>
-                <w:sz w:val="21"/>
-                <w:szCs w:val="21"/>
-                <w:shd w:val="clear" w:color="auto" w:fill="FFFFFF"/>
-              </w:rPr>
-              <w:t>and</w:t>
-            </w:r>
-            <w:proofErr w:type="spellEnd"/>
-            <w:r>
-              <w:rPr>
-                <w:rFonts w:cs="Arial"/>
-                <w:color w:val="000000"/>
-                <w:sz w:val="21"/>
-                <w:szCs w:val="21"/>
-                <w:shd w:val="clear" w:color="auto" w:fill="FFFFFF"/>
-              </w:rPr>
-              <w:t xml:space="preserve"> </w:t>
-            </w:r>
-            <w:proofErr w:type="spellStart"/>
-            <w:r>
-              <w:rPr>
-                <w:rFonts w:cs="Arial"/>
-                <w:color w:val="000000"/>
-                <w:sz w:val="21"/>
-                <w:szCs w:val="21"/>
-                <w:shd w:val="clear" w:color="auto" w:fill="FFFFFF"/>
-              </w:rPr>
-              <w:t>typesetting</w:t>
-            </w:r>
-            <w:proofErr w:type="spellEnd"/>
-            <w:r>
-              <w:rPr>
-                <w:rFonts w:cs="Arial"/>
-                <w:color w:val="000000"/>
-                <w:sz w:val="21"/>
-                <w:szCs w:val="21"/>
-                <w:shd w:val="clear" w:color="auto" w:fill="FFFFFF"/>
-              </w:rPr>
-              <w:t xml:space="preserve"> </w:t>
-            </w:r>
-            <w:proofErr w:type="spellStart"/>
-            <w:r>
-              <w:rPr>
-                <w:rFonts w:cs="Arial"/>
-                <w:color w:val="000000"/>
-                <w:sz w:val="21"/>
-                <w:szCs w:val="21"/>
-                <w:shd w:val="clear" w:color="auto" w:fill="FFFFFF"/>
-              </w:rPr>
-              <w:t>industry</w:t>
-            </w:r>
-            <w:proofErr w:type="spellEnd"/>
-            <w:r>
-              <w:rPr>
-                <w:rFonts w:cs="Arial"/>
-                <w:color w:val="000000"/>
-                <w:sz w:val="21"/>
-                <w:szCs w:val="21"/>
-                <w:shd w:val="clear" w:color="auto" w:fill="FFFFFF"/>
-              </w:rPr>
-              <w:t>.</w:t>
-            </w:r>
-          </w:p>
-        </w:tc>
-        <w:tc>
-          <w:tcPr>
-            <w:tcW w:w="4531" w:type="dxa"/>
-          </w:tcPr>
-          <w:p>
-            <w:pPr>
-              <w:pStyle w:val="FonteeImagem"/>
-            </w:pPr>
-            <w:proofErr w:type="spellStart"/>
-            <w:r>
-              <w:rPr>
-                <w:rStyle w:val="Forte"/>
-                <w:rFonts w:cs="Arial"/>
-                <w:color w:val="000000"/>
-                <w:sz w:val="21"/>
-                <w:szCs w:val="21"/>
-                <w:shd w:val="clear" w:color="auto" w:fill="FFFFFF"/>
-              </w:rPr>
-              <w:t>Lorem</w:t>
-            </w:r>
-            <w:proofErr w:type="spellEnd"/>
-            <w:r>
-              <w:rPr>
-                <w:rStyle w:val="Forte"/>
-                <w:rFonts w:cs="Arial"/>
-                <w:color w:val="000000"/>
-                <w:sz w:val="21"/>
-                <w:szCs w:val="21"/>
-                <w:shd w:val="clear" w:color="auto" w:fill="FFFFFF"/>
-              </w:rPr>
-              <w:t xml:space="preserve"> Ipsum</w:t>
-            </w:r>
-            <w:r>
-              <w:rPr>
-                <w:rFonts w:cs="Arial"/>
-                <w:color w:val="000000"/>
-                <w:sz w:val="21"/>
-                <w:szCs w:val="21"/>
-                <w:shd w:val="clear" w:color="auto" w:fill="FFFFFF"/>
-              </w:rPr>
-              <w:t> </w:t>
-            </w:r>
-            <w:proofErr w:type="spellStart"/>
-            <w:r>
-              <w:rPr>
-                <w:rFonts w:cs="Arial"/>
-                <w:color w:val="000000"/>
-                <w:sz w:val="21"/>
-                <w:szCs w:val="21"/>
-                <w:shd w:val="clear" w:color="auto" w:fill="FFFFFF"/>
-              </w:rPr>
-              <w:t>is</w:t>
-            </w:r>
-            <w:proofErr w:type="spellEnd"/>
-            <w:r>
-              <w:rPr>
-                <w:rFonts w:cs="Arial"/>
-                <w:color w:val="000000"/>
-                <w:sz w:val="21"/>
-                <w:szCs w:val="21"/>
-                <w:shd w:val="clear" w:color="auto" w:fill="FFFFFF"/>
-              </w:rPr>
-              <w:t xml:space="preserve"> </w:t>
-            </w:r>
-            <w:proofErr w:type="spellStart"/>
-            <w:r>
-              <w:rPr>
-                <w:rFonts w:cs="Arial"/>
-                <w:color w:val="000000"/>
-                <w:sz w:val="21"/>
-                <w:szCs w:val="21"/>
-                <w:shd w:val="clear" w:color="auto" w:fill="FFFFFF"/>
-              </w:rPr>
-              <w:t>simply</w:t>
-            </w:r>
-            <w:proofErr w:type="spellEnd"/>
-            <w:r>
-              <w:rPr>
-                <w:rFonts w:cs="Arial"/>
-                <w:color w:val="000000"/>
-                <w:sz w:val="21"/>
-                <w:szCs w:val="21"/>
-                <w:shd w:val="clear" w:color="auto" w:fill="FFFFFF"/>
-              </w:rPr>
-              <w:t xml:space="preserve"> </w:t>
-            </w:r>
-            <w:proofErr w:type="spellStart"/>
-            <w:r>
-              <w:rPr>
-                <w:rFonts w:cs="Arial"/>
-                <w:color w:val="000000"/>
-                <w:sz w:val="21"/>
-                <w:szCs w:val="21"/>
-                <w:shd w:val="clear" w:color="auto" w:fill="FFFFFF"/>
-              </w:rPr>
-              <w:t>dummy</w:t>
-            </w:r>
-            <w:proofErr w:type="spellEnd"/>
-            <w:r>
-              <w:rPr>
-                <w:rFonts w:cs="Arial"/>
-                <w:color w:val="000000"/>
-                <w:sz w:val="21"/>
-                <w:szCs w:val="21"/>
-                <w:shd w:val="clear" w:color="auto" w:fill="FFFFFF"/>
-              </w:rPr>
-              <w:t xml:space="preserve"> </w:t>
-            </w:r>
-            <w:proofErr w:type="spellStart"/>
-            <w:r>
-              <w:rPr>
-                <w:rFonts w:cs="Arial"/>
-                <w:color w:val="000000"/>
-                <w:sz w:val="21"/>
-                <w:szCs w:val="21"/>
-                <w:shd w:val="clear" w:color="auto" w:fill="FFFFFF"/>
-              </w:rPr>
-              <w:t>text</w:t>
-            </w:r>
-            <w:proofErr w:type="spellEnd"/>
-            <w:r>
-              <w:rPr>
-                <w:rFonts w:cs="Arial"/>
-                <w:color w:val="000000"/>
-                <w:sz w:val="21"/>
-                <w:szCs w:val="21"/>
-                <w:shd w:val="clear" w:color="auto" w:fill="FFFFFF"/>
-              </w:rPr>
-              <w:t xml:space="preserve"> </w:t>
-            </w:r>
-            <w:proofErr w:type="spellStart"/>
-            <w:r>
-              <w:rPr>
-                <w:rFonts w:cs="Arial"/>
-                <w:color w:val="000000"/>
-                <w:sz w:val="21"/>
-                <w:szCs w:val="21"/>
-                <w:shd w:val="clear" w:color="auto" w:fill="FFFFFF"/>
-              </w:rPr>
-              <w:t>of</w:t>
-            </w:r>
-            <w:proofErr w:type="spellEnd"/>
-            <w:r>
-              <w:rPr>
-                <w:rFonts w:cs="Arial"/>
-                <w:color w:val="000000"/>
-                <w:sz w:val="21"/>
-                <w:szCs w:val="21"/>
-                <w:shd w:val="clear" w:color="auto" w:fill="FFFFFF"/>
-              </w:rPr>
-              <w:t xml:space="preserve"> </w:t>
-            </w:r>
-            <w:proofErr w:type="spellStart"/>
-            <w:r>
-              <w:rPr>
-                <w:rFonts w:cs="Arial"/>
-                <w:color w:val="000000"/>
-                <w:sz w:val="21"/>
-                <w:szCs w:val="21"/>
-                <w:shd w:val="clear" w:color="auto" w:fill="FFFFFF"/>
-              </w:rPr>
-              <w:t>the</w:t>
-            </w:r>
-            <w:proofErr w:type="spellEnd"/>
-            <w:r>
-              <w:rPr>
-                <w:rFonts w:cs="Arial"/>
-                <w:color w:val="000000"/>
-                <w:sz w:val="21"/>
-                <w:szCs w:val="21"/>
-                <w:shd w:val="clear" w:color="auto" w:fill="FFFFFF"/>
-              </w:rPr>
-              <w:t xml:space="preserve"> </w:t>
-            </w:r>
-            <w:proofErr w:type="spellStart"/>
-            <w:r>
-              <w:rPr>
-                <w:rFonts w:cs="Arial"/>
-                <w:color w:val="000000"/>
-                <w:sz w:val="21"/>
-                <w:szCs w:val="21"/>
-                <w:shd w:val="clear" w:color="auto" w:fill="FFFFFF"/>
-              </w:rPr>
-              <w:t>printing</w:t>
-            </w:r>
-            <w:proofErr w:type="spellEnd"/>
-            <w:r>
-              <w:rPr>
-                <w:rFonts w:cs="Arial"/>
-                <w:color w:val="000000"/>
-                <w:sz w:val="21"/>
-                <w:szCs w:val="21"/>
-                <w:shd w:val="clear" w:color="auto" w:fill="FFFFFF"/>
-              </w:rPr>
-              <w:t xml:space="preserve"> </w:t>
-            </w:r>
-            <w:proofErr w:type="spellStart"/>
-            <w:r>
-              <w:rPr>
-                <w:rFonts w:cs="Arial"/>
-                <w:color w:val="000000"/>
-                <w:sz w:val="21"/>
-                <w:szCs w:val="21"/>
-                <w:shd w:val="clear" w:color="auto" w:fill="FFFFFF"/>
-              </w:rPr>
-              <w:t>and</w:t>
-            </w:r>
-            <w:proofErr w:type="spellEnd"/>
-            <w:r>
-              <w:rPr>
-                <w:rFonts w:cs="Arial"/>
-                <w:color w:val="000000"/>
-                <w:sz w:val="21"/>
-                <w:szCs w:val="21"/>
-                <w:shd w:val="clear" w:color="auto" w:fill="FFFFFF"/>
-              </w:rPr>
-              <w:t xml:space="preserve"> </w:t>
-            </w:r>
-            <w:proofErr w:type="spellStart"/>
-            <w:r>
-              <w:rPr>
-                <w:rFonts w:cs="Arial"/>
-                <w:color w:val="000000"/>
-                <w:sz w:val="21"/>
-                <w:szCs w:val="21"/>
-                <w:shd w:val="clear" w:color="auto" w:fill="FFFFFF"/>
-              </w:rPr>
-              <w:t>typesetting</w:t>
-            </w:r>
-            <w:proofErr w:type="spellEnd"/>
-            <w:r>
-              <w:rPr>
-                <w:rFonts w:cs="Arial"/>
-                <w:color w:val="000000"/>
-                <w:sz w:val="21"/>
-                <w:szCs w:val="21"/>
-                <w:shd w:val="clear" w:color="auto" w:fill="FFFFFF"/>
-              </w:rPr>
-              <w:t xml:space="preserve"> </w:t>
-            </w:r>
-            <w:proofErr w:type="spellStart"/>
-            <w:r>
-              <w:rPr>
-                <w:rFonts w:cs="Arial"/>
-                <w:color w:val="000000"/>
-                <w:sz w:val="21"/>
-                <w:szCs w:val="21"/>
-                <w:shd w:val="clear" w:color="auto" w:fill="FFFFFF"/>
-              </w:rPr>
-              <w:t>industry</w:t>
-            </w:r>
-            <w:proofErr w:type="spellEnd"/>
-            <w:r>
-              <w:rPr>
-                <w:rFonts w:cs="Arial"/>
-                <w:color w:val="000000"/>
-                <w:sz w:val="21"/>
-                <w:szCs w:val="21"/>
-                <w:shd w:val="clear" w:color="auto" w:fill="FFFFFF"/>
-              </w:rPr>
-              <w:t>.</w:t>
-            </w:r>
-          </w:p>
-        </w:tc>
-      </w:tr>
-    </w:tbl>
-    <w:p>
-      <w:pPr>
-        <w:pStyle w:val="FonteeImagem"/>
-      </w:pPr>
-      <w:r>
-        <w:t>Fonte: Os autores, 2024</w:t>
-      </w:r>
-    </w:p>
-    <w:p>
-      <w:pPr>
-        <w:pStyle w:val="Ttulo2"/>
-      </w:pPr>
-      <w:bookmarkStart w:id="14" w:name="_Toc192572696"/>
-      <w:r>
-        <w:t>Caderno de Sensibilidade</w:t>
-      </w:r>
-      <w:bookmarkEnd w:id="14"/>
-    </w:p>
-    <w:p>
-      <w:pPr>
-        <w:pStyle w:val="Ttulo2"/>
-      </w:pPr>
-      <w:bookmarkStart w:id="15" w:name="_Toc192572697"/>
-      <w:r>
-        <w:t>Pesquisa de Campo</w:t>
+      </w:pPr>
+      <w:r>
+        <w:br w:type="page"/>
+      </w:r>
+    </w:p>
+    <w:p>
+      <w:pPr>
+        <w:pStyle w:val="Ttulo1"/>
+      </w:pPr>
+      <w:bookmarkStart w:id="15" w:name="_Toc192572698"/>
+      <w:r>
+        <w:lastRenderedPageBreak/>
+        <w:t>ANÁLISE E SÍNTESE</w:t>
       </w:r>
       <w:bookmarkEnd w:id="15"/>
+    </w:p>
+    <w:p>
+      <w:pPr>
+        <w:spacing w:after="160" w:line="259" w:lineRule="auto"/>
+        <w:ind w:firstLine="0"/>
+        <w:jc w:val="left"/>
+        <w:rPr>
+          <w:rFonts w:eastAsiaTheme="majorEastAsia" w:cstheme="majorBidi"/>
+          <w:b/>
+          <w:szCs w:val="32"/>
+        </w:rPr>
+      </w:pPr>
+      <w:r>
+        <w:br w:type="page"/>
+      </w:r>
+    </w:p>
+    <w:p>
+      <w:pPr>
+        <w:pStyle w:val="Ttulo1"/>
+      </w:pPr>
+      <w:bookmarkStart w:id="16" w:name="_Toc192572699"/>
+      <w:r>
+        <w:lastRenderedPageBreak/>
+        <w:t>IDEAÇÃO</w:t>
+      </w:r>
+      <w:bookmarkEnd w:id="16"/>
     </w:p>
     <w:p>
       <w:pPr>
@@ -4489,12 +2860,38 @@
       <w:pPr>
         <w:pStyle w:val="Ttulo1"/>
       </w:pPr>
-      <w:bookmarkStart w:id="16" w:name="_Toc192572698"/>
+      <w:bookmarkStart w:id="17" w:name="_Toc192572700"/>
       <w:r>
         <w:lastRenderedPageBreak/>
-        <w:t>ANÁLISE E SÍNTESE</w:t>
-      </w:r>
-      <w:bookmarkEnd w:id="16"/>
+        <w:t xml:space="preserve">ASPECTOS </w:t>
+      </w:r>
+      <w:r>
+        <w:t>ESTRATÉGICOS</w:t>
+      </w:r>
+      <w:bookmarkEnd w:id="17"/>
+    </w:p>
+    <w:p>
+      <w:pPr>
+        <w:pStyle w:val="Pr-Textuais"/>
+        <w:rPr>
+          <w:rFonts w:eastAsiaTheme="majorEastAsia" w:cstheme="majorBidi"/>
+          <w:szCs w:val="32"/>
+        </w:rPr>
+      </w:pPr>
+      <w:r>
+        <w:br w:type="page"/>
+      </w:r>
+    </w:p>
+    <w:p>
+      <w:pPr>
+        <w:pStyle w:val="Ttulo1"/>
+      </w:pPr>
+      <w:bookmarkStart w:id="18" w:name="_Toc192572701"/>
+      <w:r>
+        <w:lastRenderedPageBreak/>
+        <w:t>PROTÓTIPO</w:t>
+      </w:r>
+      <w:bookmarkEnd w:id="18"/>
     </w:p>
     <w:p>
       <w:pPr>
@@ -4515,38 +2912,27 @@
       <w:pPr>
         <w:pStyle w:val="Ttulo1"/>
       </w:pPr>
-      <w:bookmarkStart w:id="17" w:name="_Toc192572699"/>
+      <w:bookmarkStart w:id="19" w:name="_Toc192572702"/>
       <w:r>
         <w:lastRenderedPageBreak/>
-        <w:t>IDEAÇÃO</w:t>
-      </w:r>
-      <w:bookmarkEnd w:id="17"/>
-    </w:p>
-    <w:p>
-      <w:pPr>
-        <w:spacing w:after="160" w:line="259" w:lineRule="auto"/>
-        <w:ind w:firstLine="0"/>
-        <w:jc w:val="left"/>
-        <w:rPr>
-          <w:rFonts w:eastAsiaTheme="majorEastAsia" w:cstheme="majorBidi"/>
-          <w:b/>
-          <w:szCs w:val="26"/>
-        </w:rPr>
+        <w:t>CONCLUSÃO</w:t>
+      </w:r>
+      <w:bookmarkEnd w:id="19"/>
+    </w:p>
+    <w:p/>
+    <w:p>
+      <w:pPr>
+        <w:pStyle w:val="Ttulo1"/>
       </w:pPr>
       <w:r>
         <w:br w:type="page"/>
       </w:r>
-    </w:p>
-    <w:p>
-      <w:pPr>
-        <w:pStyle w:val="Ttulo1"/>
-      </w:pPr>
-      <w:bookmarkStart w:id="18" w:name="_Toc192572700"/>
+      <w:bookmarkStart w:id="20" w:name="_Toc192572703"/>
       <w:r>
         <w:lastRenderedPageBreak/>
-        <w:t>ASPECTOS ESTRATÉGICOS</w:t>
-      </w:r>
-      <w:bookmarkEnd w:id="18"/>
+        <w:t>REFERENCIAS</w:t>
+      </w:r>
+      <w:bookmarkEnd w:id="20"/>
     </w:p>
     <w:p>
       <w:pPr>
@@ -4566,13 +2952,17 @@
     <w:p>
       <w:pPr>
         <w:pStyle w:val="Ttulo1"/>
-      </w:pPr>
-      <w:bookmarkStart w:id="19" w:name="_Toc192572701"/>
+        <w:numPr>
+          <w:ilvl w:val="0"/>
+          <w:numId w:val="0"/>
+        </w:numPr>
+      </w:pPr>
+      <w:bookmarkStart w:id="21" w:name="_Toc192572704"/>
       <w:r>
         <w:lastRenderedPageBreak/>
-        <w:t>PROTÓTIPO</w:t>
-      </w:r>
-      <w:bookmarkEnd w:id="19"/>
+        <w:t>APÊNCICE A – TERMOS DE USO DO SISTEMA</w:t>
+      </w:r>
+      <w:bookmarkEnd w:id="21"/>
     </w:p>
     <w:p>
       <w:pPr>
@@ -4592,88 +2982,17 @@
     <w:p>
       <w:pPr>
         <w:pStyle w:val="Ttulo1"/>
-      </w:pPr>
-      <w:bookmarkStart w:id="20" w:name="_Toc192572702"/>
-      <w:r>
-        <w:lastRenderedPageBreak/>
-        <w:t>CONCLUSÃO</w:t>
-      </w:r>
-      <w:bookmarkEnd w:id="20"/>
-    </w:p>
-    <w:p/>
-    <w:p>
-      <w:pPr>
-        <w:pStyle w:val="Ttulo1"/>
-      </w:pPr>
-      <w:r>
-        <w:br w:type="page"/>
-      </w:r>
-      <w:bookmarkStart w:id="21" w:name="_Toc192572703"/>
-      <w:r>
-        <w:lastRenderedPageBreak/>
-        <w:t>REFERENCIAS</w:t>
-      </w:r>
-      <w:bookmarkEnd w:id="21"/>
-    </w:p>
-    <w:p>
-      <w:pPr>
-        <w:spacing w:after="160" w:line="259" w:lineRule="auto"/>
-        <w:ind w:firstLine="0"/>
-        <w:jc w:val="left"/>
-        <w:rPr>
-          <w:rFonts w:eastAsiaTheme="majorEastAsia" w:cstheme="majorBidi"/>
-          <w:b/>
-          <w:szCs w:val="32"/>
-        </w:rPr>
-      </w:pPr>
-      <w:r>
-        <w:br w:type="page"/>
-      </w:r>
-    </w:p>
-    <w:p>
-      <w:pPr>
-        <w:pStyle w:val="Ttulo1"/>
         <w:numPr>
           <w:ilvl w:val="0"/>
           <w:numId w:val="0"/>
         </w:numPr>
       </w:pPr>
-      <w:bookmarkStart w:id="22" w:name="_Toc192572704"/>
-      <w:r>
-        <w:lastRenderedPageBreak/>
-        <w:t>APÊNCICE A – TERMOS DE USO DO SISTEMA</w:t>
-      </w:r>
-      <w:bookmarkEnd w:id="22"/>
-    </w:p>
-    <w:p>
-      <w:pPr>
-        <w:spacing w:after="160" w:line="259" w:lineRule="auto"/>
-        <w:ind w:firstLine="0"/>
-        <w:jc w:val="left"/>
-        <w:rPr>
-          <w:rFonts w:eastAsiaTheme="majorEastAsia" w:cstheme="majorBidi"/>
-          <w:b/>
-          <w:szCs w:val="32"/>
-        </w:rPr>
-      </w:pPr>
-      <w:r>
-        <w:br w:type="page"/>
-      </w:r>
-    </w:p>
-    <w:p>
-      <w:pPr>
-        <w:pStyle w:val="Ttulo1"/>
-        <w:numPr>
-          <w:ilvl w:val="0"/>
-          <w:numId w:val="0"/>
-        </w:numPr>
-      </w:pPr>
-      <w:bookmarkStart w:id="23" w:name="_Toc192572705"/>
+      <w:bookmarkStart w:id="22" w:name="_Toc192572705"/>
       <w:r>
         <w:lastRenderedPageBreak/>
         <w:t>ANEXO A – XXXXXXX</w:t>
       </w:r>
-      <w:bookmarkEnd w:id="23"/>
+      <w:bookmarkEnd w:id="22"/>
     </w:p>
     <w:p>
       <w:r>
@@ -4707,8 +3026,8 @@
       </w:pPr>
     </w:p>
     <w:sectPr>
-      <w:headerReference w:type="default" r:id="rId9"/>
-      <w:footerReference w:type="default" r:id="rId10"/>
+      <w:headerReference w:type="default" r:id="rId10"/>
+      <w:footerReference w:type="default" r:id="rId11"/>
       <w:pgSz w:w="11906" w:h="16838"/>
       <w:pgMar w:top="1701" w:right="1134" w:bottom="1134" w:left="1701" w:header="709" w:footer="709" w:gutter="0"/>
       <w:cols w:space="708"/>
@@ -4845,17 +3164,18 @@
   <w:abstractNum w:abstractNumId="0" w15:restartNumberingAfterBreak="0">
     <w:nsid w:val="695A78EB"/>
     <w:multiLevelType w:val="multilevel"/>
-    <w:tmpl w:val="325A30BC"/>
+    <w:tmpl w:val="34122304"/>
     <w:lvl w:ilvl="0">
       <w:start w:val="1"/>
       <w:numFmt w:val="decimal"/>
+      <w:pStyle w:val="Ttulo1"/>
       <w:lvlText w:val="%1"/>
       <w:lvlJc w:val="left"/>
       <w:pPr>
         <w:ind w:left="720" w:hanging="360"/>
       </w:pPr>
       <w:rPr>
-        <w:rFonts w:ascii="Times New Roman" w:hAnsi="Times New Roman" w:cs="Times New Roman"/>
+        <w:rFonts w:ascii="Times New Roman" w:hAnsi="Times New Roman" w:cs="Times New Roman" w:hint="default"/>
         <w:b w:val="0"/>
         <w:bCs w:val="0"/>
         <w:i w:val="0"/>
@@ -4916,7 +3236,6 @@
       <w:start w:val="1"/>
       <w:numFmt w:val="decimal"/>
       <w:pStyle w:val="Ttulo2"/>
-      <w:isLgl/>
       <w:lvlText w:val="%1.%2"/>
       <w:lvlJc w:val="left"/>
       <w:pPr>
@@ -4951,7 +3270,7 @@
         <w:ind w:left="1080" w:hanging="720"/>
       </w:pPr>
       <w:rPr>
-        <w:rFonts w:ascii="Times New Roman" w:hAnsi="Times New Roman" w:cs="Times New Roman"/>
+        <w:rFonts w:ascii="Times New Roman" w:hAnsi="Times New Roman" w:cs="Times New Roman" w:hint="default"/>
         <w:b w:val="0"/>
         <w:bCs w:val="0"/>
         <w:i w:val="0"/>
@@ -5078,11 +3397,10 @@
   <w:abstractNum w:abstractNumId="1" w15:restartNumberingAfterBreak="0">
     <w:nsid w:val="70CE5773"/>
     <w:multiLevelType w:val="hybridMultilevel"/>
-    <w:tmpl w:val="9784098E"/>
+    <w:tmpl w:val="13AAE7F8"/>
     <w:lvl w:ilvl="0" w:tplc="DF2A13B0">
       <w:start w:val="1"/>
       <w:numFmt w:val="decimal"/>
-      <w:pStyle w:val="Ttulo1"/>
       <w:lvlText w:val="%1"/>
       <w:lvlJc w:val="left"/>
       <w:pPr>
@@ -5092,7 +3410,7 @@
         <w:rFonts w:hint="default"/>
       </w:rPr>
     </w:lvl>
-    <w:lvl w:ilvl="1" w:tplc="04160019" w:tentative="1">
+    <w:lvl w:ilvl="1" w:tplc="04160019">
       <w:start w:val="1"/>
       <w:numFmt w:val="lowerLetter"/>
       <w:lvlText w:val="%2."/>
@@ -5101,7 +3419,7 @@
         <w:ind w:left="1440" w:hanging="360"/>
       </w:pPr>
     </w:lvl>
-    <w:lvl w:ilvl="2" w:tplc="0416001B" w:tentative="1">
+    <w:lvl w:ilvl="2" w:tplc="0416001B">
       <w:start w:val="1"/>
       <w:numFmt w:val="lowerRoman"/>
       <w:lvlText w:val="%3."/>
@@ -5110,7 +3428,7 @@
         <w:ind w:left="2160" w:hanging="180"/>
       </w:pPr>
     </w:lvl>
-    <w:lvl w:ilvl="3" w:tplc="0416000F" w:tentative="1">
+    <w:lvl w:ilvl="3" w:tplc="0416000F">
       <w:start w:val="1"/>
       <w:numFmt w:val="decimal"/>
       <w:lvlText w:val="%4."/>
@@ -5119,7 +3437,7 @@
         <w:ind w:left="2880" w:hanging="360"/>
       </w:pPr>
     </w:lvl>
-    <w:lvl w:ilvl="4" w:tplc="04160019" w:tentative="1">
+    <w:lvl w:ilvl="4" w:tplc="04160019">
       <w:start w:val="1"/>
       <w:numFmt w:val="lowerLetter"/>
       <w:lvlText w:val="%5."/>
@@ -5128,7 +3446,7 @@
         <w:ind w:left="3600" w:hanging="360"/>
       </w:pPr>
     </w:lvl>
-    <w:lvl w:ilvl="5" w:tplc="0416001B" w:tentative="1">
+    <w:lvl w:ilvl="5" w:tplc="0416001B">
       <w:start w:val="1"/>
       <w:numFmt w:val="lowerRoman"/>
       <w:lvlText w:val="%6."/>
@@ -5137,7 +3455,7 @@
         <w:ind w:left="4320" w:hanging="180"/>
       </w:pPr>
     </w:lvl>
-    <w:lvl w:ilvl="6" w:tplc="0416000F" w:tentative="1">
+    <w:lvl w:ilvl="6" w:tplc="0416000F">
       <w:start w:val="1"/>
       <w:numFmt w:val="decimal"/>
       <w:lvlText w:val="%7."/>
@@ -5146,7 +3464,7 @@
         <w:ind w:left="5040" w:hanging="360"/>
       </w:pPr>
     </w:lvl>
-    <w:lvl w:ilvl="7" w:tplc="04160019" w:tentative="1">
+    <w:lvl w:ilvl="7" w:tplc="04160019">
       <w:start w:val="1"/>
       <w:numFmt w:val="lowerLetter"/>
       <w:lvlText w:val="%8."/>
@@ -5170,6 +3488,36 @@
   </w:num>
   <w:num w:numId="2">
     <w:abstractNumId w:val="1"/>
+  </w:num>
+  <w:num w:numId="3">
+    <w:abstractNumId w:val="0"/>
+    <w:lvlOverride w:ilvl="0">
+      <w:startOverride w:val="1"/>
+    </w:lvlOverride>
+    <w:lvlOverride w:ilvl="1">
+      <w:startOverride w:val="1"/>
+    </w:lvlOverride>
+    <w:lvlOverride w:ilvl="2">
+      <w:startOverride w:val="1"/>
+    </w:lvlOverride>
+    <w:lvlOverride w:ilvl="3">
+      <w:startOverride w:val="1"/>
+    </w:lvlOverride>
+    <w:lvlOverride w:ilvl="4">
+      <w:startOverride w:val="1"/>
+    </w:lvlOverride>
+    <w:lvlOverride w:ilvl="5">
+      <w:startOverride w:val="1"/>
+    </w:lvlOverride>
+    <w:lvlOverride w:ilvl="6">
+      <w:startOverride w:val="1"/>
+    </w:lvlOverride>
+    <w:lvlOverride w:ilvl="7">
+      <w:startOverride w:val="1"/>
+    </w:lvlOverride>
+    <w:lvlOverride w:ilvl="8">
+      <w:startOverride w:val="1"/>
+    </w:lvlOverride>
   </w:num>
 </w:numbering>
 </file>
@@ -5191,7 +3539,7 @@
       </w:pPr>
     </w:pPrDefault>
   </w:docDefaults>
-  <w:latentStyles w:defLockedState="0" w:defUIPriority="99" w:defSemiHidden="0" w:defUnhideWhenUsed="0" w:defQFormat="0" w:count="375">
+  <w:latentStyles w:defLockedState="0" w:defUIPriority="99" w:defSemiHidden="0" w:defUnhideWhenUsed="0" w:defQFormat="0" w:count="377">
     <w:lsdException w:name="Normal" w:uiPriority="0" w:qFormat="1"/>
     <w:lsdException w:name="heading 1" w:uiPriority="9" w:qFormat="1"/>
     <w:lsdException w:name="heading 2" w:semiHidden="1" w:uiPriority="9" w:unhideWhenUsed="1" w:qFormat="1"/>
@@ -5297,6 +3645,7 @@
     <w:lsdException w:name="HTML Sample" w:semiHidden="1" w:unhideWhenUsed="1"/>
     <w:lsdException w:name="HTML Typewriter" w:semiHidden="1" w:unhideWhenUsed="1"/>
     <w:lsdException w:name="HTML Variable" w:semiHidden="1" w:unhideWhenUsed="1"/>
+    <w:lsdException w:name="Normal Table" w:semiHidden="1" w:unhideWhenUsed="1"/>
     <w:lsdException w:name="annotation subject" w:semiHidden="1" w:unhideWhenUsed="1"/>
     <w:lsdException w:name="No List" w:semiHidden="1" w:unhideWhenUsed="1"/>
     <w:lsdException w:name="Outline List 1" w:semiHidden="1" w:unhideWhenUsed="1"/>
@@ -5340,8 +3689,10 @@
     <w:lsdException w:name="Table Elegant" w:semiHidden="1" w:unhideWhenUsed="1"/>
     <w:lsdException w:name="Table Professional" w:semiHidden="1" w:unhideWhenUsed="1"/>
     <w:lsdException w:name="Table Subtle 1" w:semiHidden="1" w:unhideWhenUsed="1"/>
+    <w:lsdException w:name="Table Subtle 2" w:semiHidden="1" w:unhideWhenUsed="1"/>
     <w:lsdException w:name="Table Web 1" w:semiHidden="1" w:unhideWhenUsed="1"/>
     <w:lsdException w:name="Table Web 2" w:semiHidden="1" w:unhideWhenUsed="1"/>
+    <w:lsdException w:name="Table Web 3" w:semiHidden="1" w:unhideWhenUsed="1"/>
     <w:lsdException w:name="Balloon Text" w:semiHidden="1" w:unhideWhenUsed="1"/>
     <w:lsdException w:name="Table Grid" w:uiPriority="39"/>
     <w:lsdException w:name="Table Theme" w:semiHidden="1" w:unhideWhenUsed="1"/>
@@ -5564,6 +3915,8 @@
     <w:lsdException w:name="Smart Hyperlink" w:semiHidden="1" w:unhideWhenUsed="1"/>
     <w:lsdException w:name="Hashtag" w:semiHidden="1" w:unhideWhenUsed="1"/>
     <w:lsdException w:name="Unresolved Mention" w:semiHidden="1" w:unhideWhenUsed="1"/>
+    <w:lsdException w:name="Smart Link" w:semiHidden="1" w:unhideWhenUsed="1"/>
+    <w:lsdException w:name="Smart Link Error" w:semiHidden="1" w:unhideWhenUsed="1"/>
   </w:latentStyles>
   <w:style w:type="paragraph" w:default="1" w:styleId="Normal">
     <w:name w:val="Normal"/>
@@ -5586,20 +3939,20 @@
     <w:link w:val="Ttulo1Char"/>
     <w:uiPriority w:val="9"/>
     <w:qFormat/>
-    <w:rsid w:val="00D05021"/>
+    <w:rsid w:val="008832C1"/>
     <w:pPr>
       <w:keepNext/>
       <w:keepLines/>
       <w:numPr>
-        <w:numId w:val="2"/>
+        <w:numId w:val="1"/>
       </w:numPr>
       <w:spacing w:after="240"/>
-      <w:ind w:left="0" w:firstLine="0"/>
       <w:outlineLvl w:val="0"/>
     </w:pPr>
     <w:rPr>
       <w:rFonts w:eastAsiaTheme="majorEastAsia" w:cstheme="majorBidi"/>
       <w:b/>
+      <w:color w:val="000000" w:themeColor="text1"/>
       <w:szCs w:val="32"/>
     </w:rPr>
   </w:style>
@@ -5611,7 +3964,7 @@
     <w:uiPriority w:val="9"/>
     <w:unhideWhenUsed/>
     <w:qFormat/>
-    <w:rsid w:val="00B876A4"/>
+    <w:rsid w:val="00805086"/>
     <w:pPr>
       <w:keepNext/>
       <w:keepLines/>
@@ -5620,7 +3973,6 @@
         <w:numId w:val="1"/>
       </w:numPr>
       <w:spacing w:before="240" w:after="240"/>
-      <w:ind w:left="0" w:firstLine="0"/>
       <w:outlineLvl w:val="1"/>
     </w:pPr>
     <w:rPr>
@@ -5646,7 +3998,6 @@
         <w:numId w:val="1"/>
       </w:numPr>
       <w:spacing w:before="240" w:after="240"/>
-      <w:ind w:left="0" w:firstLine="0"/>
       <w:outlineLvl w:val="2"/>
     </w:pPr>
     <w:rPr>
@@ -5672,7 +4023,6 @@
         <w:numId w:val="1"/>
       </w:numPr>
       <w:spacing w:before="240" w:after="240"/>
-      <w:ind w:left="0" w:firstLine="0"/>
       <w:outlineLvl w:val="3"/>
     </w:pPr>
     <w:rPr>
@@ -5698,7 +4048,6 @@
         <w:numId w:val="1"/>
       </w:numPr>
       <w:spacing w:before="240" w:after="240"/>
-      <w:ind w:left="0" w:firstLine="0"/>
       <w:outlineLvl w:val="4"/>
     </w:pPr>
     <w:rPr>
@@ -5709,7 +4058,6 @@
   <w:style w:type="character" w:default="1" w:styleId="Fontepargpadro">
     <w:name w:val="Default Paragraph Font"/>
     <w:uiPriority w:val="1"/>
-    <w:semiHidden/>
     <w:unhideWhenUsed/>
   </w:style>
   <w:style w:type="table" w:default="1" w:styleId="Tabelanormal">
@@ -5754,10 +4102,11 @@
     <w:basedOn w:val="Fontepargpadro"/>
     <w:link w:val="Ttulo1"/>
     <w:uiPriority w:val="9"/>
-    <w:rsid w:val="00D05021"/>
+    <w:rsid w:val="008832C1"/>
     <w:rPr>
       <w:rFonts w:ascii="Arial" w:eastAsiaTheme="majorEastAsia" w:hAnsi="Arial" w:cstheme="majorBidi"/>
       <w:b/>
+      <w:color w:val="000000" w:themeColor="text1"/>
       <w:sz w:val="24"/>
       <w:szCs w:val="32"/>
     </w:rPr>
@@ -5767,7 +4116,7 @@
     <w:basedOn w:val="Fontepargpadro"/>
     <w:link w:val="Ttulo2"/>
     <w:uiPriority w:val="9"/>
-    <w:rsid w:val="00B876A4"/>
+    <w:rsid w:val="00805086"/>
     <w:rPr>
       <w:rFonts w:ascii="Arial" w:eastAsiaTheme="majorEastAsia" w:hAnsi="Arial" w:cstheme="majorBidi"/>
       <w:b/>
@@ -6202,6 +4551,78 @@
       <w:sz w:val="28"/>
     </w:rPr>
   </w:style>
+  <w:style w:type="paragraph" w:styleId="NormalWeb">
+    <w:name w:val="Normal (Web)"/>
+    <w:basedOn w:val="Normal"/>
+    <w:uiPriority w:val="99"/>
+    <w:semiHidden/>
+    <w:unhideWhenUsed/>
+    <w:rsid w:val="00B325AD"/>
+    <w:pPr>
+      <w:spacing w:before="100" w:beforeAutospacing="1" w:after="100" w:afterAutospacing="1" w:line="240" w:lineRule="auto"/>
+      <w:ind w:firstLine="0"/>
+      <w:jc w:val="left"/>
+    </w:pPr>
+    <w:rPr>
+      <w:rFonts w:ascii="Times New Roman" w:eastAsia="Times New Roman" w:hAnsi="Times New Roman" w:cs="Times New Roman"/>
+      <w:szCs w:val="24"/>
+      <w:lang w:eastAsia="pt-BR"/>
+    </w:rPr>
+  </w:style>
+  <w:style w:type="paragraph" w:styleId="Ttulo">
+    <w:name w:val="Title"/>
+    <w:basedOn w:val="Normal"/>
+    <w:next w:val="Normal"/>
+    <w:link w:val="TtuloChar"/>
+    <w:uiPriority w:val="10"/>
+    <w:qFormat/>
+    <w:rsid w:val="00805086"/>
+    <w:pPr>
+      <w:spacing w:after="0" w:line="240" w:lineRule="auto"/>
+      <w:contextualSpacing/>
+    </w:pPr>
+    <w:rPr>
+      <w:rFonts w:asciiTheme="majorHAnsi" w:eastAsiaTheme="majorEastAsia" w:hAnsiTheme="majorHAnsi" w:cstheme="majorBidi"/>
+      <w:spacing w:val="-10"/>
+      <w:kern w:val="28"/>
+      <w:sz w:val="56"/>
+      <w:szCs w:val="56"/>
+    </w:rPr>
+  </w:style>
+  <w:style w:type="character" w:customStyle="1" w:styleId="TtuloChar">
+    <w:name w:val="Título Char"/>
+    <w:basedOn w:val="Fontepargpadro"/>
+    <w:link w:val="Ttulo"/>
+    <w:uiPriority w:val="10"/>
+    <w:rsid w:val="00805086"/>
+    <w:rPr>
+      <w:rFonts w:asciiTheme="majorHAnsi" w:eastAsiaTheme="majorEastAsia" w:hAnsiTheme="majorHAnsi" w:cstheme="majorBidi"/>
+      <w:spacing w:val="-10"/>
+      <w:kern w:val="28"/>
+      <w:sz w:val="56"/>
+      <w:szCs w:val="56"/>
+    </w:rPr>
+  </w:style>
+  <w:style w:type="paragraph" w:customStyle="1" w:styleId="Estilo1">
+    <w:name w:val="Estilo1"/>
+    <w:basedOn w:val="Ttulo1"/>
+    <w:link w:val="Estilo1Char"/>
+    <w:qFormat/>
+    <w:rsid w:val="00095E79"/>
+  </w:style>
+  <w:style w:type="character" w:customStyle="1" w:styleId="Estilo1Char">
+    <w:name w:val="Estilo1 Char"/>
+    <w:basedOn w:val="Ttulo1Char"/>
+    <w:link w:val="Estilo1"/>
+    <w:rsid w:val="00095E79"/>
+    <w:rPr>
+      <w:rFonts w:ascii="Arial" w:eastAsiaTheme="majorEastAsia" w:hAnsi="Arial" w:cstheme="majorBidi"/>
+      <w:b/>
+      <w:color w:val="000000" w:themeColor="text1"/>
+      <w:sz w:val="24"/>
+      <w:szCs w:val="32"/>
+    </w:rPr>
+  </w:style>
 </w:styles>
 </file>
 
@@ -6471,7 +4892,7 @@
 </file>
 
 <file path=customXml/itemProps1.xml><?xml version="1.0" encoding="utf-8"?>
-<ds:datastoreItem xmlns:ds="http://schemas.openxmlformats.org/officeDocument/2006/customXml" ds:itemID="{D61521F1-99BE-461A-9F33-7E53C92840EE}">
+<ds:datastoreItem xmlns:ds="http://schemas.openxmlformats.org/officeDocument/2006/customXml" ds:itemID="{503D6ADB-4553-42BF-8F14-25B248A71278}">
   <ds:schemaRefs>
     <ds:schemaRef ds:uri="http://schemas.openxmlformats.org/officeDocument/2006/bibliography"/>
   </ds:schemaRefs>

--- a/InformaticaParaInternetIntegradoaoEM_2026_DanielDiogo.docx
+++ b/InformaticaParaInternetIntegradoaoEM_2026_DanielDiogo.docx
@@ -1,6 +1,6 @@
 
 <file path=word/document.xml><?xml version="1.0" encoding="utf-8"?>
-<w:document xmlns:wpc="http://schemas.microsoft.com/office/word/2010/wordprocessingCanvas" xmlns:cx="http://schemas.microsoft.com/office/drawing/2014/chartex" xmlns:cx1="http://schemas.microsoft.com/office/drawing/2015/9/8/chartex" xmlns:cx2="http://schemas.microsoft.com/office/drawing/2015/10/21/chartex" xmlns:cx3="http://schemas.microsoft.com/office/drawing/2016/5/9/chartex" xmlns:cx4="http://schemas.microsoft.com/office/drawing/2016/5/10/chartex" xmlns:cx5="http://schemas.microsoft.com/office/drawing/2016/5/11/chartex" xmlns:cx6="http://schemas.microsoft.com/office/drawing/2016/5/12/chartex" xmlns:cx7="http://schemas.microsoft.com/office/drawing/2016/5/13/chartex" xmlns:cx8="http://schemas.microsoft.com/office/drawing/2016/5/14/chartex" xmlns:mc="http://schemas.openxmlformats.org/markup-compatibility/2006" xmlns:aink="http://schemas.microsoft.com/office/drawing/2016/ink" xmlns:am3d="http://schemas.microsoft.com/office/drawing/2017/model3d" xmlns:o="urn:schemas-microsoft-com:office:office" xmlns:r="http://schemas.openxmlformats.org/officeDocument/2006/relationships" xmlns:m="http://schemas.openxmlformats.org/officeDocument/2006/math" xmlns:v="urn:schemas-microsoft-com:vml" xmlns:wp14="http://schemas.microsoft.com/office/word/2010/wordprocessingDrawing" xmlns:wp="http://schemas.openxmlformats.org/drawingml/2006/wordprocessingDrawing" xmlns:w10="urn:schemas-microsoft-com:office:word" xmlns:w="http://schemas.openxmlformats.org/wordprocessingml/2006/main" xmlns:w14="http://schemas.microsoft.com/office/word/2010/wordml" xmlns:w15="http://schemas.microsoft.com/office/word/2012/wordml" xmlns:w16cid="http://schemas.microsoft.com/office/word/2016/wordml/cid" xmlns:w16se="http://schemas.microsoft.com/office/word/2015/wordml/symex" xmlns:wpg="http://schemas.microsoft.com/office/word/2010/wordprocessingGroup" xmlns:wpi="http://schemas.microsoft.com/office/word/2010/wordprocessingInk" xmlns:wne="http://schemas.microsoft.com/office/word/2006/wordml" xmlns:wps="http://schemas.microsoft.com/office/word/2010/wordprocessingShape" mc:Ignorable="w14 w15 w16se w16cid wp14">
+<w:document xmlns:wpc="http://schemas.microsoft.com/office/word/2010/wordprocessingCanvas" xmlns:cx="http://schemas.microsoft.com/office/drawing/2014/chartex" xmlns:cx1="http://schemas.microsoft.com/office/drawing/2015/9/8/chartex" xmlns:cx2="http://schemas.microsoft.com/office/drawing/2015/10/21/chartex" xmlns:cx3="http://schemas.microsoft.com/office/drawing/2016/5/9/chartex" xmlns:cx4="http://schemas.microsoft.com/office/drawing/2016/5/10/chartex" xmlns:cx5="http://schemas.microsoft.com/office/drawing/2016/5/11/chartex" xmlns:cx6="http://schemas.microsoft.com/office/drawing/2016/5/12/chartex" xmlns:cx7="http://schemas.microsoft.com/office/drawing/2016/5/13/chartex" xmlns:cx8="http://schemas.microsoft.com/office/drawing/2016/5/14/chartex" xmlns:mc="http://schemas.openxmlformats.org/markup-compatibility/2006" xmlns:aink="http://schemas.microsoft.com/office/drawing/2016/ink" xmlns:am3d="http://schemas.microsoft.com/office/drawing/2017/model3d" xmlns:o="urn:schemas-microsoft-com:office:office" xmlns:oel="http://schemas.microsoft.com/office/2019/extlst" xmlns:r="http://schemas.openxmlformats.org/officeDocument/2006/relationships" xmlns:m="http://schemas.openxmlformats.org/officeDocument/2006/math" xmlns:v="urn:schemas-microsoft-com:vml" xmlns:wp14="http://schemas.microsoft.com/office/word/2010/wordprocessingDrawing" xmlns:wp="http://schemas.openxmlformats.org/drawingml/2006/wordprocessingDrawing" xmlns:w10="urn:schemas-microsoft-com:office:word" xmlns:w="http://schemas.openxmlformats.org/wordprocessingml/2006/main" xmlns:w14="http://schemas.microsoft.com/office/word/2010/wordml" xmlns:w15="http://schemas.microsoft.com/office/word/2012/wordml" xmlns:w16cex="http://schemas.microsoft.com/office/word/2018/wordml/cex" xmlns:w16cid="http://schemas.microsoft.com/office/word/2016/wordml/cid" xmlns:w16="http://schemas.microsoft.com/office/word/2018/wordml" xmlns:w16du="http://schemas.microsoft.com/office/word/2023/wordml/word16du" xmlns:w16sdtdh="http://schemas.microsoft.com/office/word/2020/wordml/sdtdatahash" xmlns:w16sdtfl="http://schemas.microsoft.com/office/word/2024/wordml/sdtformatlock" xmlns:w16se="http://schemas.microsoft.com/office/word/2015/wordml/symex" xmlns:wpg="http://schemas.microsoft.com/office/word/2010/wordprocessingGroup" xmlns:wpi="http://schemas.microsoft.com/office/word/2010/wordprocessingInk" xmlns:wne="http://schemas.microsoft.com/office/word/2006/wordml" xmlns:wps="http://schemas.microsoft.com/office/word/2010/wordprocessingShape" mc:Ignorable="w14 w15 w16se w16cid w16 w16cex w16sdtdh w16sdtfl w16du wp14">
   <w:body>
     <w:p>
       <w:pPr>
@@ -459,20 +459,16 @@
             <w:noProof/>
             <w:webHidden/>
           </w:rPr>
-        </w:r>
-        <w:r>
-          <w:rPr>
-            <w:noProof/>
-            <w:webHidden/>
-          </w:rPr>
           <w:fldChar w:fldCharType="separate"/>
         </w:r>
         <w:r>
           <w:rPr>
+            <w:b/>
+            <w:bCs/>
             <w:noProof/>
             <w:webHidden/>
           </w:rPr>
-          <w:t>12</w:t>
+          <w:t>Erro! Indicador não definido.</w:t>
         </w:r>
         <w:r>
           <w:rPr>
@@ -530,20 +526,16 @@
             <w:noProof/>
             <w:webHidden/>
           </w:rPr>
-        </w:r>
-        <w:r>
-          <w:rPr>
-            <w:noProof/>
-            <w:webHidden/>
-          </w:rPr>
           <w:fldChar w:fldCharType="separate"/>
         </w:r>
         <w:r>
           <w:rPr>
+            <w:b/>
+            <w:bCs/>
             <w:noProof/>
             <w:webHidden/>
           </w:rPr>
-          <w:t>13</w:t>
+          <w:t>Erro! Indicador não definido.</w:t>
         </w:r>
         <w:r>
           <w:rPr>
@@ -628,20 +620,16 @@
             <w:noProof/>
             <w:webHidden/>
           </w:rPr>
-        </w:r>
-        <w:r>
-          <w:rPr>
-            <w:noProof/>
-            <w:webHidden/>
-          </w:rPr>
           <w:fldChar w:fldCharType="separate"/>
         </w:r>
         <w:r>
           <w:rPr>
+            <w:b/>
+            <w:bCs/>
             <w:noProof/>
             <w:webHidden/>
           </w:rPr>
-          <w:t>15</w:t>
+          <w:t>Erro! Indicador não definido.</w:t>
         </w:r>
         <w:r>
           <w:rPr>
@@ -726,20 +714,16 @@
             <w:noProof/>
             <w:webHidden/>
           </w:rPr>
-        </w:r>
-        <w:r>
-          <w:rPr>
-            <w:noProof/>
-            <w:webHidden/>
-          </w:rPr>
           <w:fldChar w:fldCharType="separate"/>
         </w:r>
         <w:r>
           <w:rPr>
+            <w:b/>
+            <w:bCs/>
             <w:noProof/>
             <w:webHidden/>
           </w:rPr>
-          <w:t>14</w:t>
+          <w:t>Erro! Indicador não definido.</w:t>
         </w:r>
         <w:r>
           <w:rPr>
@@ -987,7 +971,7 @@
                 <w:noProof/>
                 <w:webHidden/>
               </w:rPr>
-              <w:t>9</w:t>
+              <w:t>10</w:t>
             </w:r>
             <w:r>
               <w:rPr>
@@ -1071,7 +1055,7 @@
                 <w:noProof/>
                 <w:webHidden/>
               </w:rPr>
-              <w:t>9</w:t>
+              <w:t>10</w:t>
             </w:r>
             <w:r>
               <w:rPr>
@@ -1155,7 +1139,7 @@
                 <w:noProof/>
                 <w:webHidden/>
               </w:rPr>
-              <w:t>9</w:t>
+              <w:t>11</w:t>
             </w:r>
             <w:r>
               <w:rPr>
@@ -1239,7 +1223,7 @@
                 <w:noProof/>
                 <w:webHidden/>
               </w:rPr>
-              <w:t>9</w:t>
+              <w:t>11</w:t>
             </w:r>
             <w:r>
               <w:rPr>
@@ -1323,7 +1307,7 @@
                 <w:noProof/>
                 <w:webHidden/>
               </w:rPr>
-              <w:t>9</w:t>
+              <w:t>11</w:t>
             </w:r>
             <w:r>
               <w:rPr>
@@ -1407,7 +1391,7 @@
                 <w:noProof/>
                 <w:webHidden/>
               </w:rPr>
-              <w:t>9</w:t>
+              <w:t>11</w:t>
             </w:r>
             <w:r>
               <w:rPr>
@@ -1491,7 +1475,7 @@
                 <w:noProof/>
                 <w:webHidden/>
               </w:rPr>
-              <w:t>9</w:t>
+              <w:t>11</w:t>
             </w:r>
             <w:r>
               <w:rPr>
@@ -1575,7 +1559,7 @@
                 <w:noProof/>
                 <w:webHidden/>
               </w:rPr>
-              <w:t>10</w:t>
+              <w:t>12</w:t>
             </w:r>
             <w:r>
               <w:rPr>
@@ -1659,7 +1643,7 @@
                 <w:noProof/>
                 <w:webHidden/>
               </w:rPr>
-              <w:t>11</w:t>
+              <w:t>13</w:t>
             </w:r>
             <w:r>
               <w:rPr>
@@ -1743,7 +1727,7 @@
                 <w:noProof/>
                 <w:webHidden/>
               </w:rPr>
-              <w:t>11</w:t>
+              <w:t>13</w:t>
             </w:r>
             <w:r>
               <w:rPr>
@@ -1827,7 +1811,7 @@
                 <w:noProof/>
                 <w:webHidden/>
               </w:rPr>
-              <w:t>11</w:t>
+              <w:t>13</w:t>
             </w:r>
             <w:r>
               <w:rPr>
@@ -1911,7 +1895,7 @@
                 <w:noProof/>
                 <w:webHidden/>
               </w:rPr>
-              <w:t>12</w:t>
+              <w:t>14</w:t>
             </w:r>
             <w:r>
               <w:rPr>
@@ -1995,7 +1979,7 @@
                 <w:noProof/>
                 <w:webHidden/>
               </w:rPr>
-              <w:t>13</w:t>
+              <w:t>15</w:t>
             </w:r>
             <w:r>
               <w:rPr>
@@ -2079,7 +2063,7 @@
                 <w:noProof/>
                 <w:webHidden/>
               </w:rPr>
-              <w:t>14</w:t>
+              <w:t>16</w:t>
             </w:r>
             <w:r>
               <w:rPr>
@@ -2163,7 +2147,7 @@
                 <w:noProof/>
                 <w:webHidden/>
               </w:rPr>
-              <w:t>15</w:t>
+              <w:t>17</w:t>
             </w:r>
             <w:r>
               <w:rPr>
@@ -2247,7 +2231,7 @@
                 <w:noProof/>
                 <w:webHidden/>
               </w:rPr>
-              <w:t>16</w:t>
+              <w:t>18</w:t>
             </w:r>
             <w:r>
               <w:rPr>
@@ -2331,7 +2315,7 @@
                 <w:noProof/>
                 <w:webHidden/>
               </w:rPr>
-              <w:t>17</w:t>
+              <w:t>19</w:t>
             </w:r>
             <w:r>
               <w:rPr>
@@ -2399,7 +2383,7 @@
                 <w:noProof/>
                 <w:webHidden/>
               </w:rPr>
-              <w:t>18</w:t>
+              <w:t>20</w:t>
             </w:r>
             <w:r>
               <w:rPr>
@@ -2467,7 +2451,7 @@
                 <w:noProof/>
                 <w:webHidden/>
               </w:rPr>
-              <w:t>19</w:t>
+              <w:t>21</w:t>
             </w:r>
             <w:r>
               <w:rPr>
@@ -2607,8 +2591,27 @@
       <w:bookmarkEnd w:id="4"/>
     </w:p>
     <w:p>
-      <w:r>
-        <w:t>Carinhas Felizes do caderno de sensibilidade, aqui com as citações</w:t>
+      <w:pPr>
+        <w:rPr>
+          <w:lang w:eastAsia="pt-BR"/>
+        </w:rPr>
+      </w:pPr>
+      <w:r>
+        <w:rPr>
+          <w:lang w:eastAsia="pt-BR"/>
+        </w:rPr>
+        <w:t>As mídias e redes sociais digitais configuram-se como instrumentos estratégicos essenciais para o êxito de pequenos empreendimentos, especialmente diante de limitações orçamentárias e estruturas administrativas enxutas. Nesse contexto, as ferramentas digitais oferecem alternativas economicamente viáveis para que essas empresas obtenham resultados imediatos, permitindo o posicionamento de mercado e a diferenciação competitiva frente aos desafios do setor (Colnago, 2014).</w:t>
+      </w:r>
+    </w:p>
+    <w:p>
+      <w:r>
+        <w:lastRenderedPageBreak/>
+        <w:t>As organizações possuem o potencial de assumir uma postura proativa, utilizando sua influência junto ao Estado e à sociedade civil para fomentar medidas eficazes na redução da pobreza. Para viabilizar esse impacto, é fundamental o uso estratégico de instrumentos de marketing, que atuam como ferramentas de motivação e persuasão junto a outros atores sociais, engajando-os em causas de transformação coletiva (Rocha, 2008).</w:t>
+      </w:r>
+    </w:p>
+    <w:p>
+      <w:r>
+        <w:t>A análise sistemática da produção científica sobre o empreendedorismo negro apresenta-se como uma medida essencial na contemporaneidade. Essa investigação permite compreender a evolução e a consolidação desse campo de saber, mesmo diante do fluxo intenso de informações e das profundas transformações socioeconômicas que caracterizam o cenário atual (Siqueira, 2024).</w:t>
       </w:r>
     </w:p>
     <w:p>
@@ -2617,14 +2620,13 @@
       </w:pPr>
       <w:bookmarkStart w:id="5" w:name="_Toc192572689"/>
       <w:r>
-        <w:lastRenderedPageBreak/>
         <w:t>Objetivos</w:t>
       </w:r>
       <w:bookmarkEnd w:id="5"/>
     </w:p>
     <w:p>
       <w:pPr>
-        <w:pStyle w:val="Ttulo3"/>
+        <w:pStyle w:val="Ttulo2"/>
       </w:pPr>
       <w:bookmarkStart w:id="6" w:name="_Toc192572690"/>
       <w:r>
@@ -2715,19 +2717,11 @@
         <w:pStyle w:val="Ttulo2"/>
       </w:pPr>
       <w:r>
-        <w:t>Caderno de Sensibilid</w:t>
-      </w:r>
-      <w:bookmarkStart w:id="13" w:name="_GoBack"/>
-      <w:bookmarkEnd w:id="13"/>
-      <w:r>
-        <w:t>ade</w:t>
+        <w:t>Caderno de Sensibilidade</w:t>
       </w:r>
       <w:bookmarkEnd w:id="12"/>
     </w:p>
     <w:p>
-      <w:pPr>
-        <w:keepNext/>
-      </w:pPr>
       <w:r>
         <w:rPr>
           <w:noProof/>
@@ -2786,11 +2780,11 @@
       <w:pPr>
         <w:pStyle w:val="SemEspaamento"/>
       </w:pPr>
-      <w:bookmarkStart w:id="14" w:name="_Toc192572697"/>
+      <w:bookmarkStart w:id="13" w:name="_Toc192572697"/>
       <w:r>
         <w:t>Pesquisa de Campo</w:t>
       </w:r>
-      <w:bookmarkEnd w:id="14"/>
+      <w:bookmarkEnd w:id="13"/>
     </w:p>
     <w:p>
       <w:pPr>
@@ -2808,12 +2802,119 @@
       <w:pPr>
         <w:pStyle w:val="Ttulo1"/>
       </w:pPr>
-      <w:bookmarkStart w:id="15" w:name="_Toc192572698"/>
+      <w:bookmarkStart w:id="14" w:name="_Toc192572698"/>
       <w:r>
         <w:lastRenderedPageBreak/>
         <w:t>ANÁLISE E SÍNTESE</w:t>
       </w:r>
+      <w:bookmarkEnd w:id="14"/>
+    </w:p>
+    <w:p>
+      <w:pPr>
+        <w:pStyle w:val="Ttulo2"/>
+        <w:rPr>
+          <w:szCs w:val="32"/>
+        </w:rPr>
+      </w:pPr>
+      <w:r>
+        <w:br w:type="page"/>
+      </w:r>
+    </w:p>
+    <w:p>
+      <w:pPr>
+        <w:pStyle w:val="Ttulo1"/>
+      </w:pPr>
+      <w:bookmarkStart w:id="15" w:name="_Toc192572699"/>
+      <w:r>
+        <w:lastRenderedPageBreak/>
+        <w:t>IDEAÇÃO</w:t>
+      </w:r>
       <w:bookmarkEnd w:id="15"/>
+    </w:p>
+    <w:p>
+      <w:pPr>
+        <w:pStyle w:val="Ttulo2"/>
+      </w:pPr>
+      <w:r>
+        <w:br w:type="page"/>
+      </w:r>
+    </w:p>
+    <w:p>
+      <w:pPr>
+        <w:pStyle w:val="Ttulo1"/>
+      </w:pPr>
+      <w:bookmarkStart w:id="16" w:name="_Toc192572700"/>
+      <w:r>
+        <w:lastRenderedPageBreak/>
+        <w:t xml:space="preserve">ASPECTOS </w:t>
+      </w:r>
+      <w:r>
+        <w:t>ESTRATÉGICOS</w:t>
+      </w:r>
+      <w:bookmarkEnd w:id="16"/>
+    </w:p>
+    <w:p>
+      <w:pPr>
+        <w:pStyle w:val="Ttulo2"/>
+        <w:rPr>
+          <w:szCs w:val="32"/>
+        </w:rPr>
+      </w:pPr>
+      <w:r>
+        <w:br w:type="page"/>
+      </w:r>
+    </w:p>
+    <w:p>
+      <w:pPr>
+        <w:pStyle w:val="Ttulo1"/>
+      </w:pPr>
+      <w:bookmarkStart w:id="17" w:name="_Toc192572701"/>
+      <w:r>
+        <w:lastRenderedPageBreak/>
+        <w:t>PROTÓTIPO</w:t>
+      </w:r>
+      <w:bookmarkEnd w:id="17"/>
+    </w:p>
+    <w:p>
+      <w:pPr>
+        <w:pStyle w:val="Ttulo2"/>
+        <w:rPr>
+          <w:szCs w:val="32"/>
+        </w:rPr>
+      </w:pPr>
+      <w:r>
+        <w:br w:type="page"/>
+      </w:r>
+    </w:p>
+    <w:p>
+      <w:pPr>
+        <w:pStyle w:val="Ttulo1"/>
+      </w:pPr>
+      <w:bookmarkStart w:id="18" w:name="_Toc192572702"/>
+      <w:r>
+        <w:lastRenderedPageBreak/>
+        <w:t>CONCLUSÃO</w:t>
+      </w:r>
+      <w:bookmarkEnd w:id="18"/>
+    </w:p>
+    <w:p>
+      <w:pPr>
+        <w:pStyle w:val="Ttulo1"/>
+        <w:numPr>
+          <w:ilvl w:val="0"/>
+          <w:numId w:val="0"/>
+        </w:numPr>
+        <w:ind w:left="360"/>
+      </w:pPr>
+      <w:r>
+        <w:br w:type="page"/>
+      </w:r>
+      <w:bookmarkStart w:id="19" w:name="_Toc192572703"/>
+      <w:r>
+        <w:lastRenderedPageBreak/>
+        <w:t>REFERENCIAS</w:t>
+      </w:r>
+      <w:bookmarkEnd w:id="19"/>
     </w:p>
     <w:p>
       <w:pPr>
@@ -2832,66 +2933,18 @@
     </w:p>
     <w:p>
       <w:pPr>
-        <w:pStyle w:val="Ttulo1"/>
-      </w:pPr>
-      <w:bookmarkStart w:id="16" w:name="_Toc192572699"/>
+        <w:pStyle w:val="Ttulo2"/>
+        <w:numPr>
+          <w:ilvl w:val="0"/>
+          <w:numId w:val="0"/>
+        </w:numPr>
+      </w:pPr>
+      <w:bookmarkStart w:id="20" w:name="_Toc192572704"/>
       <w:r>
         <w:lastRenderedPageBreak/>
-        <w:t>IDEAÇÃO</w:t>
-      </w:r>
-      <w:bookmarkEnd w:id="16"/>
-    </w:p>
-    <w:p>
-      <w:pPr>
-        <w:spacing w:after="160" w:line="259" w:lineRule="auto"/>
-        <w:ind w:firstLine="0"/>
-        <w:jc w:val="left"/>
-        <w:rPr>
-          <w:rFonts w:eastAsiaTheme="majorEastAsia" w:cstheme="majorBidi"/>
-          <w:b/>
-          <w:szCs w:val="26"/>
-        </w:rPr>
-      </w:pPr>
-      <w:r>
-        <w:br w:type="page"/>
-      </w:r>
-    </w:p>
-    <w:p>
-      <w:pPr>
-        <w:pStyle w:val="Ttulo1"/>
-      </w:pPr>
-      <w:bookmarkStart w:id="17" w:name="_Toc192572700"/>
-      <w:r>
-        <w:lastRenderedPageBreak/>
-        <w:t xml:space="preserve">ASPECTOS </w:t>
-      </w:r>
-      <w:r>
-        <w:t>ESTRATÉGICOS</w:t>
-      </w:r>
-      <w:bookmarkEnd w:id="17"/>
-    </w:p>
-    <w:p>
-      <w:pPr>
-        <w:pStyle w:val="Pr-Textuais"/>
-        <w:rPr>
-          <w:rFonts w:eastAsiaTheme="majorEastAsia" w:cstheme="majorBidi"/>
-          <w:szCs w:val="32"/>
-        </w:rPr>
-      </w:pPr>
-      <w:r>
-        <w:br w:type="page"/>
-      </w:r>
-    </w:p>
-    <w:p>
-      <w:pPr>
-        <w:pStyle w:val="Ttulo1"/>
-      </w:pPr>
-      <w:bookmarkStart w:id="18" w:name="_Toc192572701"/>
-      <w:r>
-        <w:lastRenderedPageBreak/>
-        <w:t>PROTÓTIPO</w:t>
-      </w:r>
-      <w:bookmarkEnd w:id="18"/>
+        <w:t>APÊNCICE A – TERMOS DE USO DO SISTEMA</w:t>
+      </w:r>
+      <w:bookmarkEnd w:id="20"/>
     </w:p>
     <w:p>
       <w:pPr>
@@ -2912,87 +2965,15 @@
       <w:pPr>
         <w:pStyle w:val="Ttulo1"/>
       </w:pPr>
-      <w:bookmarkStart w:id="19" w:name="_Toc192572702"/>
+      <w:bookmarkStart w:id="21" w:name="_Toc192572705"/>
       <w:r>
         <w:lastRenderedPageBreak/>
-        <w:t>CONCLUSÃO</w:t>
-      </w:r>
-      <w:bookmarkEnd w:id="19"/>
-    </w:p>
-    <w:p/>
-    <w:p>
-      <w:pPr>
-        <w:pStyle w:val="Ttulo1"/>
-      </w:pPr>
-      <w:r>
-        <w:br w:type="page"/>
-      </w:r>
-      <w:bookmarkStart w:id="20" w:name="_Toc192572703"/>
-      <w:r>
-        <w:lastRenderedPageBreak/>
-        <w:t>REFERENCIAS</w:t>
-      </w:r>
-      <w:bookmarkEnd w:id="20"/>
-    </w:p>
-    <w:p>
-      <w:pPr>
-        <w:spacing w:after="160" w:line="259" w:lineRule="auto"/>
-        <w:ind w:firstLine="0"/>
-        <w:jc w:val="left"/>
-        <w:rPr>
-          <w:rFonts w:eastAsiaTheme="majorEastAsia" w:cstheme="majorBidi"/>
-          <w:b/>
-          <w:szCs w:val="32"/>
-        </w:rPr>
-      </w:pPr>
-      <w:r>
-        <w:br w:type="page"/>
-      </w:r>
-    </w:p>
-    <w:p>
-      <w:pPr>
-        <w:pStyle w:val="Ttulo1"/>
-        <w:numPr>
-          <w:ilvl w:val="0"/>
-          <w:numId w:val="0"/>
-        </w:numPr>
-      </w:pPr>
-      <w:bookmarkStart w:id="21" w:name="_Toc192572704"/>
-      <w:r>
-        <w:lastRenderedPageBreak/>
-        <w:t>APÊNCICE A – TERMOS DE USO DO SISTEMA</w:t>
+        <w:t xml:space="preserve">ANEXO A – </w:t>
+      </w:r>
+      <w:r>
+        <w:t>XXXXXXX</w:t>
       </w:r>
       <w:bookmarkEnd w:id="21"/>
-    </w:p>
-    <w:p>
-      <w:pPr>
-        <w:spacing w:after="160" w:line="259" w:lineRule="auto"/>
-        <w:ind w:firstLine="0"/>
-        <w:jc w:val="left"/>
-        <w:rPr>
-          <w:rFonts w:eastAsiaTheme="majorEastAsia" w:cstheme="majorBidi"/>
-          <w:b/>
-          <w:szCs w:val="32"/>
-        </w:rPr>
-      </w:pPr>
-      <w:r>
-        <w:br w:type="page"/>
-      </w:r>
-    </w:p>
-    <w:p>
-      <w:pPr>
-        <w:pStyle w:val="Ttulo1"/>
-        <w:numPr>
-          <w:ilvl w:val="0"/>
-          <w:numId w:val="0"/>
-        </w:numPr>
-      </w:pPr>
-      <w:bookmarkStart w:id="22" w:name="_Toc192572705"/>
-      <w:r>
-        <w:lastRenderedPageBreak/>
-        <w:t>ANEXO A – XXXXXXX</w:t>
-      </w:r>
-      <w:bookmarkEnd w:id="22"/>
     </w:p>
     <w:p>
       <w:r>
@@ -3038,7 +3019,7 @@
 </file>
 
 <file path=word/endnotes.xml><?xml version="1.0" encoding="utf-8"?>
-<w:endnotes xmlns:wpc="http://schemas.microsoft.com/office/word/2010/wordprocessingCanvas" xmlns:cx="http://schemas.microsoft.com/office/drawing/2014/chartex" xmlns:cx1="http://schemas.microsoft.com/office/drawing/2015/9/8/chartex" xmlns:cx2="http://schemas.microsoft.com/office/drawing/2015/10/21/chartex" xmlns:cx3="http://schemas.microsoft.com/office/drawing/2016/5/9/chartex" xmlns:cx4="http://schemas.microsoft.com/office/drawing/2016/5/10/chartex" xmlns:cx5="http://schemas.microsoft.com/office/drawing/2016/5/11/chartex" xmlns:cx6="http://schemas.microsoft.com/office/drawing/2016/5/12/chartex" xmlns:cx7="http://schemas.microsoft.com/office/drawing/2016/5/13/chartex" xmlns:cx8="http://schemas.microsoft.com/office/drawing/2016/5/14/chartex" xmlns:mc="http://schemas.openxmlformats.org/markup-compatibility/2006" xmlns:aink="http://schemas.microsoft.com/office/drawing/2016/ink" xmlns:am3d="http://schemas.microsoft.com/office/drawing/2017/model3d" xmlns:o="urn:schemas-microsoft-com:office:office" xmlns:r="http://schemas.openxmlformats.org/officeDocument/2006/relationships" xmlns:m="http://schemas.openxmlformats.org/officeDocument/2006/math" xmlns:v="urn:schemas-microsoft-com:vml" xmlns:wp14="http://schemas.microsoft.com/office/word/2010/wordprocessingDrawing" xmlns:wp="http://schemas.openxmlformats.org/drawingml/2006/wordprocessingDrawing" xmlns:w10="urn:schemas-microsoft-com:office:word" xmlns:w="http://schemas.openxmlformats.org/wordprocessingml/2006/main" xmlns:w14="http://schemas.microsoft.com/office/word/2010/wordml" xmlns:w15="http://schemas.microsoft.com/office/word/2012/wordml" xmlns:w16cid="http://schemas.microsoft.com/office/word/2016/wordml/cid" xmlns:w16se="http://schemas.microsoft.com/office/word/2015/wordml/symex" xmlns:wpg="http://schemas.microsoft.com/office/word/2010/wordprocessingGroup" xmlns:wpi="http://schemas.microsoft.com/office/word/2010/wordprocessingInk" xmlns:wne="http://schemas.microsoft.com/office/word/2006/wordml" xmlns:wps="http://schemas.microsoft.com/office/word/2010/wordprocessingShape" mc:Ignorable="w14 w15 w16se w16cid wp14">
+<w:endnotes xmlns:wpc="http://schemas.microsoft.com/office/word/2010/wordprocessingCanvas" xmlns:cx="http://schemas.microsoft.com/office/drawing/2014/chartex" xmlns:cx1="http://schemas.microsoft.com/office/drawing/2015/9/8/chartex" xmlns:cx2="http://schemas.microsoft.com/office/drawing/2015/10/21/chartex" xmlns:cx3="http://schemas.microsoft.com/office/drawing/2016/5/9/chartex" xmlns:cx4="http://schemas.microsoft.com/office/drawing/2016/5/10/chartex" xmlns:cx5="http://schemas.microsoft.com/office/drawing/2016/5/11/chartex" xmlns:cx6="http://schemas.microsoft.com/office/drawing/2016/5/12/chartex" xmlns:cx7="http://schemas.microsoft.com/office/drawing/2016/5/13/chartex" xmlns:cx8="http://schemas.microsoft.com/office/drawing/2016/5/14/chartex" xmlns:mc="http://schemas.openxmlformats.org/markup-compatibility/2006" xmlns:aink="http://schemas.microsoft.com/office/drawing/2016/ink" xmlns:am3d="http://schemas.microsoft.com/office/drawing/2017/model3d" xmlns:o="urn:schemas-microsoft-com:office:office" xmlns:oel="http://schemas.microsoft.com/office/2019/extlst" xmlns:r="http://schemas.openxmlformats.org/officeDocument/2006/relationships" xmlns:m="http://schemas.openxmlformats.org/officeDocument/2006/math" xmlns:v="urn:schemas-microsoft-com:vml" xmlns:wp14="http://schemas.microsoft.com/office/word/2010/wordprocessingDrawing" xmlns:wp="http://schemas.openxmlformats.org/drawingml/2006/wordprocessingDrawing" xmlns:w10="urn:schemas-microsoft-com:office:word" xmlns:w="http://schemas.openxmlformats.org/wordprocessingml/2006/main" xmlns:w14="http://schemas.microsoft.com/office/word/2010/wordml" xmlns:w15="http://schemas.microsoft.com/office/word/2012/wordml" xmlns:w16cex="http://schemas.microsoft.com/office/word/2018/wordml/cex" xmlns:w16cid="http://schemas.microsoft.com/office/word/2016/wordml/cid" xmlns:w16="http://schemas.microsoft.com/office/word/2018/wordml" xmlns:w16du="http://schemas.microsoft.com/office/word/2023/wordml/word16du" xmlns:w16sdtdh="http://schemas.microsoft.com/office/word/2020/wordml/sdtdatahash" xmlns:w16sdtfl="http://schemas.microsoft.com/office/word/2024/wordml/sdtformatlock" xmlns:w16se="http://schemas.microsoft.com/office/word/2015/wordml/symex" xmlns:wpg="http://schemas.microsoft.com/office/word/2010/wordprocessingGroup" xmlns:wpi="http://schemas.microsoft.com/office/word/2010/wordprocessingInk" xmlns:wne="http://schemas.microsoft.com/office/word/2006/wordml" xmlns:wps="http://schemas.microsoft.com/office/word/2010/wordprocessingShape" mc:Ignorable="w14 w15 w16se w16cid w16 w16cex w16sdtdh w16sdtfl w16du wp14">
   <w:endnote w:type="separator" w:id="-1">
     <w:p>
       <w:pPr>
@@ -3063,7 +3044,7 @@
 </file>
 
 <file path=word/footer1.xml><?xml version="1.0" encoding="utf-8"?>
-<w:ftr xmlns:wpc="http://schemas.microsoft.com/office/word/2010/wordprocessingCanvas" xmlns:cx="http://schemas.microsoft.com/office/drawing/2014/chartex" xmlns:cx1="http://schemas.microsoft.com/office/drawing/2015/9/8/chartex" xmlns:cx2="http://schemas.microsoft.com/office/drawing/2015/10/21/chartex" xmlns:cx3="http://schemas.microsoft.com/office/drawing/2016/5/9/chartex" xmlns:cx4="http://schemas.microsoft.com/office/drawing/2016/5/10/chartex" xmlns:cx5="http://schemas.microsoft.com/office/drawing/2016/5/11/chartex" xmlns:cx6="http://schemas.microsoft.com/office/drawing/2016/5/12/chartex" xmlns:cx7="http://schemas.microsoft.com/office/drawing/2016/5/13/chartex" xmlns:cx8="http://schemas.microsoft.com/office/drawing/2016/5/14/chartex" xmlns:mc="http://schemas.openxmlformats.org/markup-compatibility/2006" xmlns:aink="http://schemas.microsoft.com/office/drawing/2016/ink" xmlns:am3d="http://schemas.microsoft.com/office/drawing/2017/model3d" xmlns:o="urn:schemas-microsoft-com:office:office" xmlns:r="http://schemas.openxmlformats.org/officeDocument/2006/relationships" xmlns:m="http://schemas.openxmlformats.org/officeDocument/2006/math" xmlns:v="urn:schemas-microsoft-com:vml" xmlns:wp14="http://schemas.microsoft.com/office/word/2010/wordprocessingDrawing" xmlns:wp="http://schemas.openxmlformats.org/drawingml/2006/wordprocessingDrawing" xmlns:w10="urn:schemas-microsoft-com:office:word" xmlns:w="http://schemas.openxmlformats.org/wordprocessingml/2006/main" xmlns:w14="http://schemas.microsoft.com/office/word/2010/wordml" xmlns:w15="http://schemas.microsoft.com/office/word/2012/wordml" xmlns:w16cid="http://schemas.microsoft.com/office/word/2016/wordml/cid" xmlns:w16se="http://schemas.microsoft.com/office/word/2015/wordml/symex" xmlns:wpg="http://schemas.microsoft.com/office/word/2010/wordprocessingGroup" xmlns:wpi="http://schemas.microsoft.com/office/word/2010/wordprocessingInk" xmlns:wne="http://schemas.microsoft.com/office/word/2006/wordml" xmlns:wps="http://schemas.microsoft.com/office/word/2010/wordprocessingShape" mc:Ignorable="w14 w15 w16se w16cid wp14">
+<w:ftr xmlns:wpc="http://schemas.microsoft.com/office/word/2010/wordprocessingCanvas" xmlns:cx="http://schemas.microsoft.com/office/drawing/2014/chartex" xmlns:cx1="http://schemas.microsoft.com/office/drawing/2015/9/8/chartex" xmlns:cx2="http://schemas.microsoft.com/office/drawing/2015/10/21/chartex" xmlns:cx3="http://schemas.microsoft.com/office/drawing/2016/5/9/chartex" xmlns:cx4="http://schemas.microsoft.com/office/drawing/2016/5/10/chartex" xmlns:cx5="http://schemas.microsoft.com/office/drawing/2016/5/11/chartex" xmlns:cx6="http://schemas.microsoft.com/office/drawing/2016/5/12/chartex" xmlns:cx7="http://schemas.microsoft.com/office/drawing/2016/5/13/chartex" xmlns:cx8="http://schemas.microsoft.com/office/drawing/2016/5/14/chartex" xmlns:mc="http://schemas.openxmlformats.org/markup-compatibility/2006" xmlns:aink="http://schemas.microsoft.com/office/drawing/2016/ink" xmlns:am3d="http://schemas.microsoft.com/office/drawing/2017/model3d" xmlns:o="urn:schemas-microsoft-com:office:office" xmlns:oel="http://schemas.microsoft.com/office/2019/extlst" xmlns:r="http://schemas.openxmlformats.org/officeDocument/2006/relationships" xmlns:m="http://schemas.openxmlformats.org/officeDocument/2006/math" xmlns:v="urn:schemas-microsoft-com:vml" xmlns:wp14="http://schemas.microsoft.com/office/word/2010/wordprocessingDrawing" xmlns:wp="http://schemas.openxmlformats.org/drawingml/2006/wordprocessingDrawing" xmlns:w10="urn:schemas-microsoft-com:office:word" xmlns:w="http://schemas.openxmlformats.org/wordprocessingml/2006/main" xmlns:w14="http://schemas.microsoft.com/office/word/2010/wordml" xmlns:w15="http://schemas.microsoft.com/office/word/2012/wordml" xmlns:w16cex="http://schemas.microsoft.com/office/word/2018/wordml/cex" xmlns:w16cid="http://schemas.microsoft.com/office/word/2016/wordml/cid" xmlns:w16="http://schemas.microsoft.com/office/word/2018/wordml" xmlns:w16du="http://schemas.microsoft.com/office/word/2023/wordml/word16du" xmlns:w16sdtdh="http://schemas.microsoft.com/office/word/2020/wordml/sdtdatahash" xmlns:w16sdtfl="http://schemas.microsoft.com/office/word/2024/wordml/sdtformatlock" xmlns:w16se="http://schemas.microsoft.com/office/word/2015/wordml/symex" xmlns:wpg="http://schemas.microsoft.com/office/word/2010/wordprocessingGroup" xmlns:wpi="http://schemas.microsoft.com/office/word/2010/wordprocessingInk" xmlns:wne="http://schemas.microsoft.com/office/word/2006/wordml" xmlns:wps="http://schemas.microsoft.com/office/word/2010/wordprocessingShape" mc:Ignorable="w14 w15 w16se w16cid w16 w16cex w16sdtdh w16sdtfl w16du wp14">
   <w:p>
     <w:pPr>
       <w:pStyle w:val="Rodap"/>
@@ -3073,7 +3054,7 @@
 </file>
 
 <file path=word/footnotes.xml><?xml version="1.0" encoding="utf-8"?>
-<w:footnotes xmlns:wpc="http://schemas.microsoft.com/office/word/2010/wordprocessingCanvas" xmlns:cx="http://schemas.microsoft.com/office/drawing/2014/chartex" xmlns:cx1="http://schemas.microsoft.com/office/drawing/2015/9/8/chartex" xmlns:cx2="http://schemas.microsoft.com/office/drawing/2015/10/21/chartex" xmlns:cx3="http://schemas.microsoft.com/office/drawing/2016/5/9/chartex" xmlns:cx4="http://schemas.microsoft.com/office/drawing/2016/5/10/chartex" xmlns:cx5="http://schemas.microsoft.com/office/drawing/2016/5/11/chartex" xmlns:cx6="http://schemas.microsoft.com/office/drawing/2016/5/12/chartex" xmlns:cx7="http://schemas.microsoft.com/office/drawing/2016/5/13/chartex" xmlns:cx8="http://schemas.microsoft.com/office/drawing/2016/5/14/chartex" xmlns:mc="http://schemas.openxmlformats.org/markup-compatibility/2006" xmlns:aink="http://schemas.microsoft.com/office/drawing/2016/ink" xmlns:am3d="http://schemas.microsoft.com/office/drawing/2017/model3d" xmlns:o="urn:schemas-microsoft-com:office:office" xmlns:r="http://schemas.openxmlformats.org/officeDocument/2006/relationships" xmlns:m="http://schemas.openxmlformats.org/officeDocument/2006/math" xmlns:v="urn:schemas-microsoft-com:vml" xmlns:wp14="http://schemas.microsoft.com/office/word/2010/wordprocessingDrawing" xmlns:wp="http://schemas.openxmlformats.org/drawingml/2006/wordprocessingDrawing" xmlns:w10="urn:schemas-microsoft-com:office:word" xmlns:w="http://schemas.openxmlformats.org/wordprocessingml/2006/main" xmlns:w14="http://schemas.microsoft.com/office/word/2010/wordml" xmlns:w15="http://schemas.microsoft.com/office/word/2012/wordml" xmlns:w16cid="http://schemas.microsoft.com/office/word/2016/wordml/cid" xmlns:w16se="http://schemas.microsoft.com/office/word/2015/wordml/symex" xmlns:wpg="http://schemas.microsoft.com/office/word/2010/wordprocessingGroup" xmlns:wpi="http://schemas.microsoft.com/office/word/2010/wordprocessingInk" xmlns:wne="http://schemas.microsoft.com/office/word/2006/wordml" xmlns:wps="http://schemas.microsoft.com/office/word/2010/wordprocessingShape" mc:Ignorable="w14 w15 w16se w16cid wp14">
+<w:footnotes xmlns:wpc="http://schemas.microsoft.com/office/word/2010/wordprocessingCanvas" xmlns:cx="http://schemas.microsoft.com/office/drawing/2014/chartex" xmlns:cx1="http://schemas.microsoft.com/office/drawing/2015/9/8/chartex" xmlns:cx2="http://schemas.microsoft.com/office/drawing/2015/10/21/chartex" xmlns:cx3="http://schemas.microsoft.com/office/drawing/2016/5/9/chartex" xmlns:cx4="http://schemas.microsoft.com/office/drawing/2016/5/10/chartex" xmlns:cx5="http://schemas.microsoft.com/office/drawing/2016/5/11/chartex" xmlns:cx6="http://schemas.microsoft.com/office/drawing/2016/5/12/chartex" xmlns:cx7="http://schemas.microsoft.com/office/drawing/2016/5/13/chartex" xmlns:cx8="http://schemas.microsoft.com/office/drawing/2016/5/14/chartex" xmlns:mc="http://schemas.openxmlformats.org/markup-compatibility/2006" xmlns:aink="http://schemas.microsoft.com/office/drawing/2016/ink" xmlns:am3d="http://schemas.microsoft.com/office/drawing/2017/model3d" xmlns:o="urn:schemas-microsoft-com:office:office" xmlns:oel="http://schemas.microsoft.com/office/2019/extlst" xmlns:r="http://schemas.openxmlformats.org/officeDocument/2006/relationships" xmlns:m="http://schemas.openxmlformats.org/officeDocument/2006/math" xmlns:v="urn:schemas-microsoft-com:vml" xmlns:wp14="http://schemas.microsoft.com/office/word/2010/wordprocessingDrawing" xmlns:wp="http://schemas.openxmlformats.org/drawingml/2006/wordprocessingDrawing" xmlns:w10="urn:schemas-microsoft-com:office:word" xmlns:w="http://schemas.openxmlformats.org/wordprocessingml/2006/main" xmlns:w14="http://schemas.microsoft.com/office/word/2010/wordml" xmlns:w15="http://schemas.microsoft.com/office/word/2012/wordml" xmlns:w16cex="http://schemas.microsoft.com/office/word/2018/wordml/cex" xmlns:w16cid="http://schemas.microsoft.com/office/word/2016/wordml/cid" xmlns:w16="http://schemas.microsoft.com/office/word/2018/wordml" xmlns:w16du="http://schemas.microsoft.com/office/word/2023/wordml/word16du" xmlns:w16sdtdh="http://schemas.microsoft.com/office/word/2020/wordml/sdtdatahash" xmlns:w16sdtfl="http://schemas.microsoft.com/office/word/2024/wordml/sdtformatlock" xmlns:w16se="http://schemas.microsoft.com/office/word/2015/wordml/symex" xmlns:wpg="http://schemas.microsoft.com/office/word/2010/wordprocessingGroup" xmlns:wpi="http://schemas.microsoft.com/office/word/2010/wordprocessingInk" xmlns:wne="http://schemas.microsoft.com/office/word/2006/wordml" xmlns:wps="http://schemas.microsoft.com/office/word/2010/wordprocessingShape" mc:Ignorable="w14 w15 w16se w16cid w16 w16cex w16sdtdh w16sdtfl w16du wp14">
   <w:footnote w:type="separator" w:id="-1">
     <w:p>
       <w:pPr>
@@ -3098,7 +3079,7 @@
 </file>
 
 <file path=word/header1.xml><?xml version="1.0" encoding="utf-8"?>
-<w:hdr xmlns:wpc="http://schemas.microsoft.com/office/word/2010/wordprocessingCanvas" xmlns:cx="http://schemas.microsoft.com/office/drawing/2014/chartex" xmlns:cx1="http://schemas.microsoft.com/office/drawing/2015/9/8/chartex" xmlns:cx2="http://schemas.microsoft.com/office/drawing/2015/10/21/chartex" xmlns:cx3="http://schemas.microsoft.com/office/drawing/2016/5/9/chartex" xmlns:cx4="http://schemas.microsoft.com/office/drawing/2016/5/10/chartex" xmlns:cx5="http://schemas.microsoft.com/office/drawing/2016/5/11/chartex" xmlns:cx6="http://schemas.microsoft.com/office/drawing/2016/5/12/chartex" xmlns:cx7="http://schemas.microsoft.com/office/drawing/2016/5/13/chartex" xmlns:cx8="http://schemas.microsoft.com/office/drawing/2016/5/14/chartex" xmlns:mc="http://schemas.openxmlformats.org/markup-compatibility/2006" xmlns:aink="http://schemas.microsoft.com/office/drawing/2016/ink" xmlns:am3d="http://schemas.microsoft.com/office/drawing/2017/model3d" xmlns:o="urn:schemas-microsoft-com:office:office" xmlns:r="http://schemas.openxmlformats.org/officeDocument/2006/relationships" xmlns:m="http://schemas.openxmlformats.org/officeDocument/2006/math" xmlns:v="urn:schemas-microsoft-com:vml" xmlns:wp14="http://schemas.microsoft.com/office/word/2010/wordprocessingDrawing" xmlns:wp="http://schemas.openxmlformats.org/drawingml/2006/wordprocessingDrawing" xmlns:w10="urn:schemas-microsoft-com:office:word" xmlns:w="http://schemas.openxmlformats.org/wordprocessingml/2006/main" xmlns:w14="http://schemas.microsoft.com/office/word/2010/wordml" xmlns:w15="http://schemas.microsoft.com/office/word/2012/wordml" xmlns:w16cid="http://schemas.microsoft.com/office/word/2016/wordml/cid" xmlns:w16se="http://schemas.microsoft.com/office/word/2015/wordml/symex" xmlns:wpg="http://schemas.microsoft.com/office/word/2010/wordprocessingGroup" xmlns:wpi="http://schemas.microsoft.com/office/word/2010/wordprocessingInk" xmlns:wne="http://schemas.microsoft.com/office/word/2006/wordml" xmlns:wps="http://schemas.microsoft.com/office/word/2010/wordprocessingShape" mc:Ignorable="w14 w15 w16se w16cid wp14">
+<w:hdr xmlns:wpc="http://schemas.microsoft.com/office/word/2010/wordprocessingCanvas" xmlns:cx="http://schemas.microsoft.com/office/drawing/2014/chartex" xmlns:cx1="http://schemas.microsoft.com/office/drawing/2015/9/8/chartex" xmlns:cx2="http://schemas.microsoft.com/office/drawing/2015/10/21/chartex" xmlns:cx3="http://schemas.microsoft.com/office/drawing/2016/5/9/chartex" xmlns:cx4="http://schemas.microsoft.com/office/drawing/2016/5/10/chartex" xmlns:cx5="http://schemas.microsoft.com/office/drawing/2016/5/11/chartex" xmlns:cx6="http://schemas.microsoft.com/office/drawing/2016/5/12/chartex" xmlns:cx7="http://schemas.microsoft.com/office/drawing/2016/5/13/chartex" xmlns:cx8="http://schemas.microsoft.com/office/drawing/2016/5/14/chartex" xmlns:mc="http://schemas.openxmlformats.org/markup-compatibility/2006" xmlns:aink="http://schemas.microsoft.com/office/drawing/2016/ink" xmlns:am3d="http://schemas.microsoft.com/office/drawing/2017/model3d" xmlns:o="urn:schemas-microsoft-com:office:office" xmlns:oel="http://schemas.microsoft.com/office/2019/extlst" xmlns:r="http://schemas.openxmlformats.org/officeDocument/2006/relationships" xmlns:m="http://schemas.openxmlformats.org/officeDocument/2006/math" xmlns:v="urn:schemas-microsoft-com:vml" xmlns:wp14="http://schemas.microsoft.com/office/word/2010/wordprocessingDrawing" xmlns:wp="http://schemas.openxmlformats.org/drawingml/2006/wordprocessingDrawing" xmlns:w10="urn:schemas-microsoft-com:office:word" xmlns:w="http://schemas.openxmlformats.org/wordprocessingml/2006/main" xmlns:w14="http://schemas.microsoft.com/office/word/2010/wordml" xmlns:w15="http://schemas.microsoft.com/office/word/2012/wordml" xmlns:w16cex="http://schemas.microsoft.com/office/word/2018/wordml/cex" xmlns:w16cid="http://schemas.microsoft.com/office/word/2016/wordml/cid" xmlns:w16="http://schemas.microsoft.com/office/word/2018/wordml" xmlns:w16du="http://schemas.microsoft.com/office/word/2023/wordml/word16du" xmlns:w16sdtdh="http://schemas.microsoft.com/office/word/2020/wordml/sdtdatahash" xmlns:w16sdtfl="http://schemas.microsoft.com/office/word/2024/wordml/sdtformatlock" xmlns:w16se="http://schemas.microsoft.com/office/word/2015/wordml/symex" xmlns:wpg="http://schemas.microsoft.com/office/word/2010/wordprocessingGroup" xmlns:wpi="http://schemas.microsoft.com/office/word/2010/wordprocessingInk" xmlns:wne="http://schemas.microsoft.com/office/word/2006/wordml" xmlns:wps="http://schemas.microsoft.com/office/word/2010/wordprocessingShape" mc:Ignorable="w14 w15 w16se w16cid w16 w16cex w16sdtdh w16sdtfl w16du wp14">
   <w:p>
     <w:pPr>
       <w:pStyle w:val="Cabealho"/>
@@ -3114,7 +3095,7 @@
 </file>
 
 <file path=word/header2.xml><?xml version="1.0" encoding="utf-8"?>
-<w:hdr xmlns:wpc="http://schemas.microsoft.com/office/word/2010/wordprocessingCanvas" xmlns:cx="http://schemas.microsoft.com/office/drawing/2014/chartex" xmlns:cx1="http://schemas.microsoft.com/office/drawing/2015/9/8/chartex" xmlns:cx2="http://schemas.microsoft.com/office/drawing/2015/10/21/chartex" xmlns:cx3="http://schemas.microsoft.com/office/drawing/2016/5/9/chartex" xmlns:cx4="http://schemas.microsoft.com/office/drawing/2016/5/10/chartex" xmlns:cx5="http://schemas.microsoft.com/office/drawing/2016/5/11/chartex" xmlns:cx6="http://schemas.microsoft.com/office/drawing/2016/5/12/chartex" xmlns:cx7="http://schemas.microsoft.com/office/drawing/2016/5/13/chartex" xmlns:cx8="http://schemas.microsoft.com/office/drawing/2016/5/14/chartex" xmlns:mc="http://schemas.openxmlformats.org/markup-compatibility/2006" xmlns:aink="http://schemas.microsoft.com/office/drawing/2016/ink" xmlns:am3d="http://schemas.microsoft.com/office/drawing/2017/model3d" xmlns:o="urn:schemas-microsoft-com:office:office" xmlns:r="http://schemas.openxmlformats.org/officeDocument/2006/relationships" xmlns:m="http://schemas.openxmlformats.org/officeDocument/2006/math" xmlns:v="urn:schemas-microsoft-com:vml" xmlns:wp14="http://schemas.microsoft.com/office/word/2010/wordprocessingDrawing" xmlns:wp="http://schemas.openxmlformats.org/drawingml/2006/wordprocessingDrawing" xmlns:w10="urn:schemas-microsoft-com:office:word" xmlns:w="http://schemas.openxmlformats.org/wordprocessingml/2006/main" xmlns:w14="http://schemas.microsoft.com/office/word/2010/wordml" xmlns:w15="http://schemas.microsoft.com/office/word/2012/wordml" xmlns:w16cid="http://schemas.microsoft.com/office/word/2016/wordml/cid" xmlns:w16se="http://schemas.microsoft.com/office/word/2015/wordml/symex" xmlns:wpg="http://schemas.microsoft.com/office/word/2010/wordprocessingGroup" xmlns:wpi="http://schemas.microsoft.com/office/word/2010/wordprocessingInk" xmlns:wne="http://schemas.microsoft.com/office/word/2006/wordml" xmlns:wps="http://schemas.microsoft.com/office/word/2010/wordprocessingShape" mc:Ignorable="w14 w15 w16se w16cid wp14">
+<w:hdr xmlns:wpc="http://schemas.microsoft.com/office/word/2010/wordprocessingCanvas" xmlns:cx="http://schemas.microsoft.com/office/drawing/2014/chartex" xmlns:cx1="http://schemas.microsoft.com/office/drawing/2015/9/8/chartex" xmlns:cx2="http://schemas.microsoft.com/office/drawing/2015/10/21/chartex" xmlns:cx3="http://schemas.microsoft.com/office/drawing/2016/5/9/chartex" xmlns:cx4="http://schemas.microsoft.com/office/drawing/2016/5/10/chartex" xmlns:cx5="http://schemas.microsoft.com/office/drawing/2016/5/11/chartex" xmlns:cx6="http://schemas.microsoft.com/office/drawing/2016/5/12/chartex" xmlns:cx7="http://schemas.microsoft.com/office/drawing/2016/5/13/chartex" xmlns:cx8="http://schemas.microsoft.com/office/drawing/2016/5/14/chartex" xmlns:mc="http://schemas.openxmlformats.org/markup-compatibility/2006" xmlns:aink="http://schemas.microsoft.com/office/drawing/2016/ink" xmlns:am3d="http://schemas.microsoft.com/office/drawing/2017/model3d" xmlns:o="urn:schemas-microsoft-com:office:office" xmlns:oel="http://schemas.microsoft.com/office/2019/extlst" xmlns:r="http://schemas.openxmlformats.org/officeDocument/2006/relationships" xmlns:m="http://schemas.openxmlformats.org/officeDocument/2006/math" xmlns:v="urn:schemas-microsoft-com:vml" xmlns:wp14="http://schemas.microsoft.com/office/word/2010/wordprocessingDrawing" xmlns:wp="http://schemas.openxmlformats.org/drawingml/2006/wordprocessingDrawing" xmlns:w10="urn:schemas-microsoft-com:office:word" xmlns:w="http://schemas.openxmlformats.org/wordprocessingml/2006/main" xmlns:w14="http://schemas.microsoft.com/office/word/2010/wordml" xmlns:w15="http://schemas.microsoft.com/office/word/2012/wordml" xmlns:w16cex="http://schemas.microsoft.com/office/word/2018/wordml/cex" xmlns:w16cid="http://schemas.microsoft.com/office/word/2016/wordml/cid" xmlns:w16="http://schemas.microsoft.com/office/word/2018/wordml" xmlns:w16du="http://schemas.microsoft.com/office/word/2023/wordml/word16du" xmlns:w16sdtdh="http://schemas.microsoft.com/office/word/2020/wordml/sdtdatahash" xmlns:w16sdtfl="http://schemas.microsoft.com/office/word/2024/wordml/sdtformatlock" xmlns:w16se="http://schemas.microsoft.com/office/word/2015/wordml/symex" xmlns:wpg="http://schemas.microsoft.com/office/word/2010/wordprocessingGroup" xmlns:wpi="http://schemas.microsoft.com/office/word/2010/wordprocessingInk" xmlns:wne="http://schemas.microsoft.com/office/word/2006/wordml" xmlns:wps="http://schemas.microsoft.com/office/word/2010/wordprocessingShape" mc:Ignorable="w14 w15 w16se w16cid w16 w16cex w16sdtdh w16sdtfl w16du wp14">
   <w:sdt>
     <w:sdtPr>
       <w:id w:val="1745215424"/>
@@ -3123,7 +3104,6 @@
         <w:docPartUnique/>
       </w:docPartObj>
     </w:sdtPr>
-    <w:sdtEndPr/>
     <w:sdtContent>
       <w:p>
         <w:pPr>
@@ -3160,11 +3140,11 @@
 </file>
 
 <file path=word/numbering.xml><?xml version="1.0" encoding="utf-8"?>
-<w:numbering xmlns:wpc="http://schemas.microsoft.com/office/word/2010/wordprocessingCanvas" xmlns:cx="http://schemas.microsoft.com/office/drawing/2014/chartex" xmlns:cx1="http://schemas.microsoft.com/office/drawing/2015/9/8/chartex" xmlns:cx2="http://schemas.microsoft.com/office/drawing/2015/10/21/chartex" xmlns:cx3="http://schemas.microsoft.com/office/drawing/2016/5/9/chartex" xmlns:cx4="http://schemas.microsoft.com/office/drawing/2016/5/10/chartex" xmlns:cx5="http://schemas.microsoft.com/office/drawing/2016/5/11/chartex" xmlns:cx6="http://schemas.microsoft.com/office/drawing/2016/5/12/chartex" xmlns:cx7="http://schemas.microsoft.com/office/drawing/2016/5/13/chartex" xmlns:cx8="http://schemas.microsoft.com/office/drawing/2016/5/14/chartex" xmlns:mc="http://schemas.openxmlformats.org/markup-compatibility/2006" xmlns:aink="http://schemas.microsoft.com/office/drawing/2016/ink" xmlns:am3d="http://schemas.microsoft.com/office/drawing/2017/model3d" xmlns:o="urn:schemas-microsoft-com:office:office" xmlns:r="http://schemas.openxmlformats.org/officeDocument/2006/relationships" xmlns:m="http://schemas.openxmlformats.org/officeDocument/2006/math" xmlns:v="urn:schemas-microsoft-com:vml" xmlns:wp14="http://schemas.microsoft.com/office/word/2010/wordprocessingDrawing" xmlns:wp="http://schemas.openxmlformats.org/drawingml/2006/wordprocessingDrawing" xmlns:w10="urn:schemas-microsoft-com:office:word" xmlns:w="http://schemas.openxmlformats.org/wordprocessingml/2006/main" xmlns:w14="http://schemas.microsoft.com/office/word/2010/wordml" xmlns:w15="http://schemas.microsoft.com/office/word/2012/wordml" xmlns:w16cid="http://schemas.microsoft.com/office/word/2016/wordml/cid" xmlns:w16se="http://schemas.microsoft.com/office/word/2015/wordml/symex" xmlns:wpg="http://schemas.microsoft.com/office/word/2010/wordprocessingGroup" xmlns:wpi="http://schemas.microsoft.com/office/word/2010/wordprocessingInk" xmlns:wne="http://schemas.microsoft.com/office/word/2006/wordml" xmlns:wps="http://schemas.microsoft.com/office/word/2010/wordprocessingShape" mc:Ignorable="w14 w15 w16se w16cid wp14">
+<w:numbering xmlns:wpc="http://schemas.microsoft.com/office/word/2010/wordprocessingCanvas" xmlns:cx="http://schemas.microsoft.com/office/drawing/2014/chartex" xmlns:cx1="http://schemas.microsoft.com/office/drawing/2015/9/8/chartex" xmlns:cx2="http://schemas.microsoft.com/office/drawing/2015/10/21/chartex" xmlns:cx3="http://schemas.microsoft.com/office/drawing/2016/5/9/chartex" xmlns:cx4="http://schemas.microsoft.com/office/drawing/2016/5/10/chartex" xmlns:cx5="http://schemas.microsoft.com/office/drawing/2016/5/11/chartex" xmlns:cx6="http://schemas.microsoft.com/office/drawing/2016/5/12/chartex" xmlns:cx7="http://schemas.microsoft.com/office/drawing/2016/5/13/chartex" xmlns:cx8="http://schemas.microsoft.com/office/drawing/2016/5/14/chartex" xmlns:mc="http://schemas.openxmlformats.org/markup-compatibility/2006" xmlns:aink="http://schemas.microsoft.com/office/drawing/2016/ink" xmlns:am3d="http://schemas.microsoft.com/office/drawing/2017/model3d" xmlns:o="urn:schemas-microsoft-com:office:office" xmlns:oel="http://schemas.microsoft.com/office/2019/extlst" xmlns:r="http://schemas.openxmlformats.org/officeDocument/2006/relationships" xmlns:m="http://schemas.openxmlformats.org/officeDocument/2006/math" xmlns:v="urn:schemas-microsoft-com:vml" xmlns:wp14="http://schemas.microsoft.com/office/word/2010/wordprocessingDrawing" xmlns:wp="http://schemas.openxmlformats.org/drawingml/2006/wordprocessingDrawing" xmlns:w10="urn:schemas-microsoft-com:office:word" xmlns:w="http://schemas.openxmlformats.org/wordprocessingml/2006/main" xmlns:w14="http://schemas.microsoft.com/office/word/2010/wordml" xmlns:w15="http://schemas.microsoft.com/office/word/2012/wordml" xmlns:w16cex="http://schemas.microsoft.com/office/word/2018/wordml/cex" xmlns:w16cid="http://schemas.microsoft.com/office/word/2016/wordml/cid" xmlns:w16="http://schemas.microsoft.com/office/word/2018/wordml" xmlns:w16du="http://schemas.microsoft.com/office/word/2023/wordml/word16du" xmlns:w16sdtdh="http://schemas.microsoft.com/office/word/2020/wordml/sdtdatahash" xmlns:w16sdtfl="http://schemas.microsoft.com/office/word/2024/wordml/sdtformatlock" xmlns:w16se="http://schemas.microsoft.com/office/word/2015/wordml/symex" xmlns:wpg="http://schemas.microsoft.com/office/word/2010/wordprocessingGroup" xmlns:wpi="http://schemas.microsoft.com/office/word/2010/wordprocessingInk" xmlns:wne="http://schemas.microsoft.com/office/word/2006/wordml" xmlns:wps="http://schemas.microsoft.com/office/word/2010/wordprocessingShape" mc:Ignorable="w14 w15 w16se w16cid w16 w16cex w16sdtdh w16sdtfl w16du wp14">
   <w:abstractNum w:abstractNumId="0" w15:restartNumberingAfterBreak="0">
     <w:nsid w:val="695A78EB"/>
     <w:multiLevelType w:val="multilevel"/>
-    <w:tmpl w:val="34122304"/>
+    <w:tmpl w:val="9B325908"/>
     <w:lvl w:ilvl="0">
       <w:start w:val="1"/>
       <w:numFmt w:val="decimal"/>
@@ -3175,11 +3155,11 @@
         <w:ind w:left="720" w:hanging="360"/>
       </w:pPr>
       <w:rPr>
-        <w:rFonts w:ascii="Times New Roman" w:hAnsi="Times New Roman" w:cs="Times New Roman" w:hint="default"/>
-        <w:b w:val="0"/>
-        <w:bCs w:val="0"/>
-        <w:i w:val="0"/>
-        <w:iCs w:val="0"/>
+        <w:rFonts w:ascii="Arial" w:hAnsi="Arial" w:cs="Arial" w:hint="default"/>
+        <w:b/>
+        <w:bCs/>
+        <w:i/>
+        <w:iCs/>
         <w:caps w:val="0"/>
         <w:smallCaps w:val="0"/>
         <w:strike w:val="0"/>
@@ -3191,14 +3171,14 @@
         <w:noProof w:val="0"/>
         <w:snapToGrid w:val="0"/>
         <w:vanish w:val="0"/>
-        <w:color w:val="000000"/>
+        <w:color w:val="auto"/>
         <w:spacing w:val="0"/>
         <w:w w:val="0"/>
         <w:kern w:val="0"/>
         <w:position w:val="0"/>
         <w:sz w:val="0"/>
         <w:szCs w:val="0"/>
-        <w:u w:val="none" w:color="000000"/>
+        <w:u w:val="single"/>
         <w:effect w:val="none"/>
         <w:bdr w:val="none" w:sz="0" w:space="0" w:color="000000"/>
         <w:shd w:val="clear" w:color="000000" w:fill="000000"/>
@@ -3483,13 +3463,13 @@
       </w:pPr>
     </w:lvl>
   </w:abstractNum>
-  <w:num w:numId="1">
+  <w:num w:numId="1" w16cid:durableId="458232209">
     <w:abstractNumId w:val="0"/>
   </w:num>
-  <w:num w:numId="2">
+  <w:num w:numId="2" w16cid:durableId="410740365">
     <w:abstractNumId w:val="1"/>
   </w:num>
-  <w:num w:numId="3">
+  <w:num w:numId="3" w16cid:durableId="1867713610">
     <w:abstractNumId w:val="0"/>
     <w:lvlOverride w:ilvl="0">
       <w:startOverride w:val="1"/>
@@ -3523,7 +3503,7 @@
 </file>
 
 <file path=word/styles.xml><?xml version="1.0" encoding="utf-8"?>
-<w:styles xmlns:mc="http://schemas.openxmlformats.org/markup-compatibility/2006" xmlns:r="http://schemas.openxmlformats.org/officeDocument/2006/relationships" xmlns:w="http://schemas.openxmlformats.org/wordprocessingml/2006/main" xmlns:w14="http://schemas.microsoft.com/office/word/2010/wordml" xmlns:w15="http://schemas.microsoft.com/office/word/2012/wordml" xmlns:w16cid="http://schemas.microsoft.com/office/word/2016/wordml/cid" xmlns:w16se="http://schemas.microsoft.com/office/word/2015/wordml/symex" mc:Ignorable="w14 w15 w16se w16cid">
+<w:styles xmlns:mc="http://schemas.openxmlformats.org/markup-compatibility/2006" xmlns:r="http://schemas.openxmlformats.org/officeDocument/2006/relationships" xmlns:w="http://schemas.openxmlformats.org/wordprocessingml/2006/main" xmlns:w14="http://schemas.microsoft.com/office/word/2010/wordml" xmlns:w15="http://schemas.microsoft.com/office/word/2012/wordml" xmlns:w16cex="http://schemas.microsoft.com/office/word/2018/wordml/cex" xmlns:w16cid="http://schemas.microsoft.com/office/word/2016/wordml/cid" xmlns:w16="http://schemas.microsoft.com/office/word/2018/wordml" xmlns:w16du="http://schemas.microsoft.com/office/word/2023/wordml/word16du" xmlns:w16sdtdh="http://schemas.microsoft.com/office/word/2020/wordml/sdtdatahash" xmlns:w16sdtfl="http://schemas.microsoft.com/office/word/2024/wordml/sdtformatlock" xmlns:w16se="http://schemas.microsoft.com/office/word/2015/wordml/symex" mc:Ignorable="w14 w15 w16se w16cid w16 w16cex w16sdtdh w16sdtfl w16du">
   <w:docDefaults>
     <w:rPrDefault>
       <w:rPr>
@@ -3539,7 +3519,7 @@
       </w:pPr>
     </w:pPrDefault>
   </w:docDefaults>
-  <w:latentStyles w:defLockedState="0" w:defUIPriority="99" w:defSemiHidden="0" w:defUnhideWhenUsed="0" w:defQFormat="0" w:count="377">
+  <w:latentStyles w:defLockedState="0" w:defUIPriority="99" w:defSemiHidden="0" w:defUnhideWhenUsed="0" w:defQFormat="0" w:count="376">
     <w:lsdException w:name="Normal" w:uiPriority="0" w:qFormat="1"/>
     <w:lsdException w:name="heading 1" w:uiPriority="9" w:qFormat="1"/>
     <w:lsdException w:name="heading 2" w:semiHidden="1" w:uiPriority="9" w:unhideWhenUsed="1" w:qFormat="1"/>
@@ -3916,7 +3896,6 @@
     <w:lsdException w:name="Hashtag" w:semiHidden="1" w:unhideWhenUsed="1"/>
     <w:lsdException w:name="Unresolved Mention" w:semiHidden="1" w:unhideWhenUsed="1"/>
     <w:lsdException w:name="Smart Link" w:semiHidden="1" w:unhideWhenUsed="1"/>
-    <w:lsdException w:name="Smart Link Error" w:semiHidden="1" w:unhideWhenUsed="1"/>
   </w:latentStyles>
   <w:style w:type="paragraph" w:default="1" w:styleId="Normal">
     <w:name w:val="Normal"/>
@@ -3934,27 +3913,18 @@
   </w:style>
   <w:style w:type="paragraph" w:styleId="Ttulo1">
     <w:name w:val="heading 1"/>
-    <w:basedOn w:val="Normal"/>
+    <w:basedOn w:val="Ttulo2"/>
     <w:next w:val="Normal"/>
     <w:link w:val="Ttulo1Char"/>
     <w:uiPriority w:val="9"/>
     <w:qFormat/>
-    <w:rsid w:val="008832C1"/>
+    <w:rsid w:val="00305651"/>
     <w:pPr>
-      <w:keepNext/>
-      <w:keepLines/>
       <w:numPr>
-        <w:numId w:val="1"/>
+        <w:ilvl w:val="0"/>
       </w:numPr>
-      <w:spacing w:after="240"/>
       <w:outlineLvl w:val="0"/>
     </w:pPr>
-    <w:rPr>
-      <w:rFonts w:eastAsiaTheme="majorEastAsia" w:cstheme="majorBidi"/>
-      <w:b/>
-      <w:color w:val="000000" w:themeColor="text1"/>
-      <w:szCs w:val="32"/>
-    </w:rPr>
   </w:style>
   <w:style w:type="paragraph" w:styleId="Ttulo2">
     <w:name w:val="heading 2"/>
@@ -3964,7 +3934,7 @@
     <w:uiPriority w:val="9"/>
     <w:unhideWhenUsed/>
     <w:qFormat/>
-    <w:rsid w:val="00805086"/>
+    <w:rsid w:val="00305651"/>
     <w:pPr>
       <w:keepNext/>
       <w:keepLines/>
@@ -4102,13 +4072,12 @@
     <w:basedOn w:val="Fontepargpadro"/>
     <w:link w:val="Ttulo1"/>
     <w:uiPriority w:val="9"/>
-    <w:rsid w:val="008832C1"/>
+    <w:rsid w:val="00305651"/>
     <w:rPr>
       <w:rFonts w:ascii="Arial" w:eastAsiaTheme="majorEastAsia" w:hAnsi="Arial" w:cstheme="majorBidi"/>
       <w:b/>
-      <w:color w:val="000000" w:themeColor="text1"/>
       <w:sz w:val="24"/>
-      <w:szCs w:val="32"/>
+      <w:szCs w:val="26"/>
     </w:rPr>
   </w:style>
   <w:style w:type="character" w:customStyle="1" w:styleId="Ttulo2Char">
@@ -4116,7 +4085,7 @@
     <w:basedOn w:val="Fontepargpadro"/>
     <w:link w:val="Ttulo2"/>
     <w:uiPriority w:val="9"/>
-    <w:rsid w:val="00805086"/>
+    <w:rsid w:val="00305651"/>
     <w:rPr>
       <w:rFonts w:ascii="Arial" w:eastAsiaTheme="majorEastAsia" w:hAnsi="Arial" w:cstheme="majorBidi"/>
       <w:b/>
@@ -4185,7 +4154,7 @@
       <w:numPr>
         <w:numId w:val="0"/>
       </w:numPr>
-      <w:spacing w:before="240" w:after="0"/>
+      <w:spacing w:after="0"/>
       <w:outlineLvl w:val="9"/>
     </w:pPr>
     <w:rPr>
@@ -4603,24 +4572,19 @@
       <w:szCs w:val="56"/>
     </w:rPr>
   </w:style>
-  <w:style w:type="paragraph" w:customStyle="1" w:styleId="Estilo1">
-    <w:name w:val="Estilo1"/>
-    <w:basedOn w:val="Ttulo1"/>
-    <w:link w:val="Estilo1Char"/>
-    <w:qFormat/>
-    <w:rsid w:val="00095E79"/>
-  </w:style>
-  <w:style w:type="character" w:customStyle="1" w:styleId="Estilo1Char">
-    <w:name w:val="Estilo1 Char"/>
-    <w:basedOn w:val="Ttulo1Char"/>
-    <w:link w:val="Estilo1"/>
-    <w:rsid w:val="00095E79"/>
+  <w:style w:type="paragraph" w:customStyle="1" w:styleId="query-text-line">
+    <w:name w:val="query-text-line"/>
+    <w:basedOn w:val="Normal"/>
+    <w:rsid w:val="00E610CF"/>
+    <w:pPr>
+      <w:spacing w:before="100" w:beforeAutospacing="1" w:after="100" w:afterAutospacing="1" w:line="240" w:lineRule="auto"/>
+      <w:ind w:firstLine="0"/>
+      <w:jc w:val="left"/>
+    </w:pPr>
     <w:rPr>
-      <w:rFonts w:ascii="Arial" w:eastAsiaTheme="majorEastAsia" w:hAnsi="Arial" w:cstheme="majorBidi"/>
-      <w:b/>
-      <w:color w:val="000000" w:themeColor="text1"/>
-      <w:sz w:val="24"/>
-      <w:szCs w:val="32"/>
+      <w:rFonts w:ascii="Times New Roman" w:eastAsia="Times New Roman" w:hAnsi="Times New Roman" w:cs="Times New Roman"/>
+      <w:szCs w:val="24"/>
+      <w:lang w:eastAsia="pt-BR"/>
     </w:rPr>
   </w:style>
 </w:styles>
@@ -4892,7 +4856,7 @@
 </file>
 
 <file path=customXml/itemProps1.xml><?xml version="1.0" encoding="utf-8"?>
-<ds:datastoreItem xmlns:ds="http://schemas.openxmlformats.org/officeDocument/2006/customXml" ds:itemID="{503D6ADB-4553-42BF-8F14-25B248A71278}">
+<ds:datastoreItem xmlns:ds="http://schemas.openxmlformats.org/officeDocument/2006/customXml" ds:itemID="{3C666AB7-A625-4CDF-9357-09445FFF6CC1}">
   <ds:schemaRefs>
     <ds:schemaRef ds:uri="http://schemas.openxmlformats.org/officeDocument/2006/bibliography"/>
   </ds:schemaRefs>
